--- a/poa_template_1ip_3agent.docx
+++ b/poa_template_1ip_3agent.docx
@@ -693,12 +693,6 @@
         <w:jc w:val="both"/>
         <w:rPr>
           <w:szCs w:val="24"/>
-          <w:rPrChange w:id="132" w:author="Rainie Fang" w:date="2025-07-13T09:01:00Z" w16du:dateUtc="2025-07-13T16:01:00Z">
-            <w:rPr>
-              <w:szCs w:val="24"/>
-              <w:u w:val="single"/>
-            </w:rPr>
-          </w:rPrChange>
         </w:rPr>
       </w:pPr>
       <w:r>
@@ -1412,966 +1406,325 @@
       <w:pPr>
         <w:spacing w:line="240" w:lineRule="auto"/>
         <w:rPr>
-          <w:del w:id="139" w:author="Cindy Phan" w:date="2025-08-07T09:46:00Z" w16du:dateUtc="2025-08-07T16:46:00Z"/>
-          <w:noProof/>
-        </w:rPr>
-      </w:pPr>
-    </w:p>
-    <w:p>
-      <w:pPr>
-        <w:spacing w:line="240" w:lineRule="auto"/>
-        <w:rPr>
-          <w:del w:id="140" w:author="Cindy Phan" w:date="2025-08-07T09:46:00Z" w16du:dateUtc="2025-08-07T16:46:00Z"/>
-          <w:noProof/>
-        </w:rPr>
-      </w:pPr>
-      <w:del w:id="141" w:author="Cindy Phan" w:date="2025-08-07T09:46:00Z" w16du:dateUtc="2025-08-07T16:46:00Z">
-        <w:r>
-          <w:rPr>
-            <w:noProof/>
-          </w:rPr>
-          <w:lastRenderedPageBreak/>
-          <w:drawing>
-            <wp:anchor distT="0" distB="0" distL="114300" distR="114300" simplePos="0" relativeHeight="251659267" behindDoc="0" locked="0" layoutInCell="1" allowOverlap="1" wp14:anchorId="2116AF7A" wp14:editId="05D68470">
-              <wp:simplePos x="0" y="0"/>
-              <wp:positionH relativeFrom="column">
-                <wp:posOffset>809625</wp:posOffset>
-              </wp:positionH>
-              <wp:positionV relativeFrom="paragraph">
-                <wp:posOffset>-628650</wp:posOffset>
-              </wp:positionV>
-              <wp:extent cx="2557780" cy="3827145"/>
-              <wp:effectExtent l="0" t="6033" r="7938" b="7937"/>
-              <wp:wrapSquare wrapText="bothSides"/>
-              <wp:docPr id="1630949361" name="Picture 6"/>
-              <wp:cNvGraphicFramePr>
-                <a:graphicFrameLocks xmlns:a="http://schemas.openxmlformats.org/drawingml/2006/main" noChangeAspect="1"/>
-              </wp:cNvGraphicFramePr>
-              <a:graphic xmlns:a="http://schemas.openxmlformats.org/drawingml/2006/main">
-                <a:graphicData uri="http://schemas.openxmlformats.org/drawingml/2006/picture">
-                  <pic:pic xmlns:pic="http://schemas.openxmlformats.org/drawingml/2006/picture">
-                    <pic:nvPicPr>
-                      <pic:cNvPr id="1630949361" name="Picture 6"/>
-                      <pic:cNvPicPr>
-                        <a:picLocks noChangeAspect="1" noChangeArrowheads="1"/>
-                      </pic:cNvPicPr>
-                    </pic:nvPicPr>
-                    <pic:blipFill>
-                      <a:blip r:embed="rId8" cstate="print">
-                        <a:extLst>
-                          <a:ext uri="{28A0092B-C50C-407E-A947-70E740481C1C}">
-                            <a14:useLocalDpi xmlns:a14="http://schemas.microsoft.com/office/drawing/2010/main" val="0"/>
-                          </a:ext>
-                        </a:extLst>
-                      </a:blip>
-                      <a:srcRect l="5462" r="5462"/>
-                      <a:stretch>
-                        <a:fillRect/>
-                      </a:stretch>
-                    </pic:blipFill>
-                    <pic:spPr bwMode="auto">
-                      <a:xfrm rot="16200000">
-                        <a:off x="0" y="0"/>
-                        <a:ext cx="2557780" cy="3827145"/>
-                      </a:xfrm>
-                      <a:prstGeom prst="rect">
-                        <a:avLst/>
-                      </a:prstGeom>
-                      <a:noFill/>
-                      <a:ln>
-                        <a:noFill/>
-                      </a:ln>
+          <w:noProof/>
+        </w:rPr>
+      </w:pPr>
+    </w:p>
+    <w:p>
+      <w:pPr>
+        <w:spacing w:line="240" w:lineRule="auto"/>
+        <w:rPr>
+          <w:noProof/>
+        </w:rPr>
+      </w:pPr>
+    </w:p>
+    <w:p>
+      <w:pPr>
+        <w:rPr/>
+      </w:pPr>
+    </w:p>
+    <w:p>
+      <w:pPr>
+        <w:rPr/>
+      </w:pPr>
+    </w:p>
+    <w:p>
+      <w:pPr>
+        <w:spacing w:line="240" w:lineRule="auto"/>
+        <w:rPr>
+          <w:noProof/>
+        </w:rPr>
+      </w:pPr>
+    </w:p>
+    <w:p>
+      <w:pPr>
+        <w:spacing w:line="240" w:lineRule="auto"/>
+        <w:rPr>
+          <w:noProof/>
+        </w:rPr>
+      </w:pPr>
+    </w:p>
+    <w:p>
+      <w:pPr>
+        <w:spacing w:line="240" w:lineRule="auto"/>
+        <w:rPr>
+          <w:noProof/>
+        </w:rPr>
+      </w:pPr>
+    </w:p>
+    <w:p>
+      <w:pPr>
+        <w:spacing w:line="240" w:lineRule="auto"/>
+        <w:rPr>
+          <w:noProof/>
+        </w:rPr>
+      </w:pPr>
+    </w:p>
+    <w:p>
+      <w:pPr>
+        <w:spacing w:line="240" w:lineRule="auto"/>
+        <w:rPr>
+          <w:noProof/>
+          <w:sz w:val="24"/>
+          <w:szCs w:val="24"/>
+          <w:lang w:eastAsia="zh-CN"/>
+        </w:rPr>
+      </w:pPr>
+    </w:p>
+    <w:p>
+      <w:pPr>
+        <w:spacing w:line="240" w:lineRule="auto"/>
+        <w:rPr>
+          <w:noProof/>
+          <w:sz w:val="24"/>
+          <w:szCs w:val="24"/>
+          <w:lang w:eastAsia="zh-CN"/>
+        </w:rPr>
+      </w:pPr>
+    </w:p>
+    <w:p>
+      <w:pPr>
+        <w:spacing w:line="240" w:lineRule="auto"/>
+        <w:ind w:firstLine="720"/>
+        <w:rPr>
+          <w:noProof/>
+          <w:sz w:val="24"/>
+          <w:szCs w:val="24"/>
+          <w:lang w:eastAsia="zh-CN"/>
+        </w:rPr>
+      </w:pPr>
+      <w:r>
+        <w:rPr>
+          <w:noProof/>
+          <w:sz w:val="24"/>
+          <w:szCs w:val="24"/>
+          <w:lang w:eastAsia="zh-CN"/>
+        </w:rPr>
+        <w:t xml:space="preserve">Power of Attorney </w:t>
+      </w:r>
+    </w:p>
+    <w:p>
+      <w:pPr>
+        <w:spacing w:line="240" w:lineRule="auto"/>
+        <w:ind w:firstLine="720"/>
+        <w:rPr>
+          <w:noProof/>
+          <w:sz w:val="24"/>
+          <w:szCs w:val="24"/>
+          <w:lang w:eastAsia="zh-CN"/>
+        </w:rPr>
+      </w:pPr>
+    </w:p>
+    <w:p>
+      <w:pPr>
+        <w:spacing w:line="240" w:lineRule="auto"/>
+        <w:ind w:firstLine="720"/>
+        <w:rPr>
+          <w:noProof/>
+          <w:sz w:val="24"/>
+          <w:szCs w:val="24"/>
+          <w:lang w:eastAsia="zh-CN"/>
+        </w:rPr>
+      </w:pPr>
+    </w:p>
+    <w:p>
+      <w:pPr>
+        <w:spacing w:line="240" w:lineRule="auto"/>
+        <w:ind w:firstLine="720"/>
+        <w:rPr>
+          <w:noProof/>
+          <w:sz w:val="24"/>
+          <w:szCs w:val="24"/>
+          <w:lang w:eastAsia="zh-CN"/>
+        </w:rPr>
+      </w:pPr>
+    </w:p>
+    <w:p>
+      <w:pPr>
+        <w:spacing w:line="240" w:lineRule="auto"/>
+        <w:ind w:firstLine="720"/>
+        <w:rPr>
+          <w:noProof/>
+          <w:sz w:val="24"/>
+          <w:szCs w:val="24"/>
+          <w:lang w:eastAsia="zh-CN"/>
+        </w:rPr>
+      </w:pPr>
+    </w:p>
+    <w:p>
+      <w:pPr>
+        <w:spacing w:line="240" w:lineRule="auto"/>
+        <w:ind w:firstLine="720"/>
+        <w:rPr>
+          <w:noProof/>
+          <w:sz w:val="24"/>
+          <w:szCs w:val="24"/>
+          <w:lang w:eastAsia="zh-CN"/>
+        </w:rPr>
+      </w:pPr>
+      <w:r>
+        <w:rPr>
+          <w:noProof/>
+          <w:sz w:val="24"/>
+          <w:szCs w:val="24"/>
+          <w:lang w:eastAsia="zh-CN"/>
+        </w:rPr>
+        <w:lastRenderedPageBreak/>
+        <w:drawing>
+          <wp:inline distT="0" distB="0" distL="0" distR="0" wp14:anchorId="6D908CA1" wp14:editId="1E552C41">
+            <wp:extent cx="2954215" cy="1896061"/>
+            <wp:effectExtent l="0" t="0" r="5080" b="0"/>
+            <wp:docPr id="251212416" name="Picture 6" descr="A person's driver's license&#10;&#10;AI-generated content may be incorrect."/>
+            <wp:cNvGraphicFramePr>
+              <a:graphicFrameLocks xmlns:a="http://schemas.openxmlformats.org/drawingml/2006/main" noChangeAspect="1"/>
+            </wp:cNvGraphicFramePr>
+            <a:graphic xmlns:a="http://schemas.openxmlformats.org/drawingml/2006/main">
+              <a:graphicData uri="http://schemas.openxmlformats.org/drawingml/2006/picture">
+                <pic:pic xmlns:pic="http://schemas.openxmlformats.org/drawingml/2006/picture">
+                  <pic:nvPicPr>
+                    <pic:cNvPr id="251212416" name="Picture 6" descr="A person's driver's license&#10;&#10;AI-generated content may be incorrect."/>
+                    <pic:cNvPicPr/>
+                  </pic:nvPicPr>
+                  <pic:blipFill rotWithShape="1">
+                    <a:blip r:embed="rId9" cstate="print">
                       <a:extLst>
-                        <a:ext uri="{53640926-AAD7-44D8-BBD7-CCE9431645EC}">
-                          <a14:shadowObscured xmlns:a14="http://schemas.microsoft.com/office/drawing/2010/main"/>
+                        <a:ext uri="{28A0092B-C50C-407E-A947-70E740481C1C}">
+                          <a14:useLocalDpi xmlns:a14="http://schemas.microsoft.com/office/drawing/2010/main" val="0"/>
                         </a:ext>
                       </a:extLst>
-                    </pic:spPr>
-                  </pic:pic>
-                </a:graphicData>
-              </a:graphic>
-            </wp:anchor>
-          </w:drawing>
-        </w:r>
-      </w:del>
-    </w:p>
-    <w:p>
-      <w:pPr>
-        <w:rPr>
-          <w:del w:id="142" w:author="Cindy Phan" w:date="2025-08-07T09:46:00Z" w16du:dateUtc="2025-08-07T16:46:00Z"/>
-        </w:rPr>
-      </w:pPr>
-    </w:p>
-    <w:p>
-      <w:pPr>
-        <w:rPr>
-          <w:del w:id="143" w:author="Cindy Phan" w:date="2025-08-07T09:46:00Z" w16du:dateUtc="2025-08-07T16:46:00Z"/>
-        </w:rPr>
-      </w:pPr>
-    </w:p>
-    <w:p>
-      <w:pPr>
-        <w:spacing w:line="240" w:lineRule="auto"/>
-        <w:rPr>
-          <w:del w:id="144" w:author="Cindy Phan" w:date="2025-08-07T09:46:00Z" w16du:dateUtc="2025-08-07T16:46:00Z"/>
-          <w:noProof/>
-        </w:rPr>
-      </w:pPr>
-    </w:p>
-    <w:p>
-      <w:pPr>
-        <w:spacing w:line="240" w:lineRule="auto"/>
-        <w:rPr>
-          <w:del w:id="145" w:author="Cindy Phan" w:date="2025-08-07T09:46:00Z" w16du:dateUtc="2025-08-07T16:46:00Z"/>
-          <w:noProof/>
-        </w:rPr>
-      </w:pPr>
-    </w:p>
-    <w:p>
-      <w:pPr>
-        <w:spacing w:line="240" w:lineRule="auto"/>
-        <w:rPr>
-          <w:del w:id="146" w:author="Cindy Phan" w:date="2025-08-07T09:46:00Z" w16du:dateUtc="2025-08-07T16:46:00Z"/>
-          <w:noProof/>
-        </w:rPr>
-      </w:pPr>
-    </w:p>
-    <w:p>
-      <w:pPr>
-        <w:spacing w:line="240" w:lineRule="auto"/>
-        <w:rPr>
-          <w:del w:id="147" w:author="Cindy Phan" w:date="2025-08-07T09:46:00Z" w16du:dateUtc="2025-08-07T16:46:00Z"/>
-          <w:noProof/>
-        </w:rPr>
-      </w:pPr>
-    </w:p>
-    <w:p>
-      <w:pPr>
-        <w:spacing w:line="240" w:lineRule="auto"/>
-        <w:rPr>
-          <w:del w:id="148" w:author="Cindy Phan" w:date="2025-08-07T09:46:00Z" w16du:dateUtc="2025-08-07T16:46:00Z"/>
-          <w:noProof/>
-          <w:sz w:val="24"/>
-          <w:szCs w:val="24"/>
-          <w:lang w:eastAsia="zh-CN"/>
-        </w:rPr>
-        <w:pPrChange w:id="149" w:author="Cindy Phan" w:date="2025-08-07T09:46:00Z" w16du:dateUtc="2025-08-07T16:46:00Z">
-          <w:pPr>
-            <w:spacing w:line="240" w:lineRule="auto"/>
-            <w:ind w:firstLine="720"/>
-          </w:pPr>
-        </w:pPrChange>
-      </w:pPr>
-      <w:del w:id="150" w:author="Cindy Phan" w:date="2025-08-07T09:46:00Z" w16du:dateUtc="2025-08-07T16:46:00Z">
-        <w:r>
-          <w:rPr>
-            <w:noProof/>
-            <w:sz w:val="24"/>
-            <w:szCs w:val="24"/>
-          </w:rPr>
-          <w:delText>Power of Attorney</w:delText>
-        </w:r>
-        <w:r>
-          <w:rPr>
-            <w:rFonts w:hint="eastAsia"/>
-            <w:noProof/>
-            <w:sz w:val="24"/>
-            <w:szCs w:val="24"/>
-            <w:lang w:eastAsia="zh-CN"/>
-          </w:rPr>
-          <w:delText xml:space="preserve"> 1</w:delText>
-        </w:r>
-      </w:del>
-    </w:p>
-    <w:p>
-      <w:pPr>
-        <w:spacing w:line="240" w:lineRule="auto"/>
-        <w:rPr>
-          <w:noProof/>
-          <w:sz w:val="24"/>
-          <w:szCs w:val="24"/>
-          <w:lang w:eastAsia="zh-CN"/>
-        </w:rPr>
-        <w:pPrChange w:id="151" w:author="Cindy Phan" w:date="2025-08-07T09:46:00Z" w16du:dateUtc="2025-08-07T16:46:00Z">
-          <w:pPr>
-            <w:spacing w:line="240" w:lineRule="auto"/>
-            <w:ind w:firstLine="720"/>
-          </w:pPr>
-        </w:pPrChange>
-      </w:pPr>
-    </w:p>
-    <w:p>
-      <w:pPr>
-        <w:spacing w:line="240" w:lineRule="auto"/>
-        <w:ind w:firstLine="720"/>
-        <w:rPr>
-          <w:noProof/>
-          <w:sz w:val="24"/>
-          <w:szCs w:val="24"/>
-          <w:lang w:eastAsia="zh-CN"/>
-        </w:rPr>
-      </w:pPr>
-      <w:ins w:id="152" w:author="Cindy Phan" w:date="2025-08-07T09:47:00Z" w16du:dateUtc="2025-08-07T16:47:00Z">
-        <w:r>
-          <w:rPr>
-            <w:noProof/>
-            <w:sz w:val="24"/>
-            <w:szCs w:val="24"/>
-            <w:lang w:eastAsia="zh-CN"/>
-          </w:rPr>
-          <w:t xml:space="preserve">Power of Attorney </w:t>
-        </w:r>
-      </w:ins>
-    </w:p>
-    <w:p>
-      <w:pPr>
-        <w:spacing w:line="240" w:lineRule="auto"/>
-        <w:ind w:firstLine="720"/>
-        <w:rPr>
-          <w:noProof/>
-          <w:sz w:val="24"/>
-          <w:szCs w:val="24"/>
-          <w:lang w:eastAsia="zh-CN"/>
-        </w:rPr>
-      </w:pPr>
-    </w:p>
-    <w:p>
-      <w:pPr>
-        <w:spacing w:line="240" w:lineRule="auto"/>
-        <w:ind w:firstLine="720"/>
-        <w:rPr>
-          <w:noProof/>
-          <w:sz w:val="24"/>
-          <w:szCs w:val="24"/>
-          <w:lang w:eastAsia="zh-CN"/>
-        </w:rPr>
-      </w:pPr>
-    </w:p>
-    <w:p>
-      <w:pPr>
-        <w:spacing w:line="240" w:lineRule="auto"/>
-        <w:ind w:firstLine="720"/>
-        <w:rPr>
-          <w:noProof/>
-          <w:sz w:val="24"/>
-          <w:szCs w:val="24"/>
-          <w:lang w:eastAsia="zh-CN"/>
-        </w:rPr>
-      </w:pPr>
-    </w:p>
-    <w:p>
-      <w:pPr>
-        <w:spacing w:line="240" w:lineRule="auto"/>
-        <w:ind w:firstLine="720"/>
-        <w:rPr>
-          <w:noProof/>
-          <w:sz w:val="24"/>
-          <w:szCs w:val="24"/>
-          <w:lang w:eastAsia="zh-CN"/>
-        </w:rPr>
-      </w:pPr>
-    </w:p>
-    <w:p>
-      <w:pPr>
-        <w:spacing w:line="240" w:lineRule="auto"/>
-        <w:ind w:firstLine="720"/>
-        <w:rPr>
-          <w:noProof/>
-          <w:sz w:val="24"/>
-          <w:szCs w:val="24"/>
-          <w:lang w:eastAsia="zh-CN"/>
-        </w:rPr>
-      </w:pPr>
-      <w:ins w:id="153" w:author="Cindy Phan" w:date="2025-08-07T09:46:00Z" w16du:dateUtc="2025-08-07T16:46:00Z">
-        <w:r>
-          <w:rPr>
-            <w:noProof/>
-            <w:sz w:val="24"/>
-            <w:szCs w:val="24"/>
-            <w:lang w:eastAsia="zh-CN"/>
-          </w:rPr>
-          <w:lastRenderedPageBreak/>
-          <w:drawing>
-            <wp:inline distT="0" distB="0" distL="0" distR="0" wp14:anchorId="6D908CA1" wp14:editId="1E552C41">
-              <wp:extent cx="2954215" cy="1896061"/>
-              <wp:effectExtent l="0" t="0" r="5080" b="0"/>
-              <wp:docPr id="251212416" name="Picture 6" descr="A person's driver's license&#10;&#10;AI-generated content may be incorrect."/>
-              <wp:cNvGraphicFramePr>
-                <a:graphicFrameLocks xmlns:a="http://schemas.openxmlformats.org/drawingml/2006/main" noChangeAspect="1"/>
-              </wp:cNvGraphicFramePr>
-              <a:graphic xmlns:a="http://schemas.openxmlformats.org/drawingml/2006/main">
-                <a:graphicData uri="http://schemas.openxmlformats.org/drawingml/2006/picture">
-                  <pic:pic xmlns:pic="http://schemas.openxmlformats.org/drawingml/2006/picture">
-                    <pic:nvPicPr>
-                      <pic:cNvPr id="251212416" name="Picture 6" descr="A person's driver's license&#10;&#10;AI-generated content may be incorrect."/>
-                      <pic:cNvPicPr/>
-                    </pic:nvPicPr>
-                    <pic:blipFill rotWithShape="1">
-                      <a:blip r:embed="rId9" cstate="print">
-                        <a:extLst>
-                          <a:ext uri="{28A0092B-C50C-407E-A947-70E740481C1C}">
-                            <a14:useLocalDpi xmlns:a14="http://schemas.microsoft.com/office/drawing/2010/main" val="0"/>
-                          </a:ext>
-                        </a:extLst>
-                      </a:blip>
-                      <a:srcRect l="6506" t="15046" r="11564" b="14847"/>
-                      <a:stretch>
-                        <a:fillRect/>
-                      </a:stretch>
-                    </pic:blipFill>
-                    <pic:spPr bwMode="auto">
-                      <a:xfrm>
-                        <a:off x="0" y="0"/>
-                        <a:ext cx="3000045" cy="1925475"/>
-                      </a:xfrm>
-                      <a:prstGeom prst="rect">
-                        <a:avLst/>
-                      </a:prstGeom>
-                      <a:ln>
-                        <a:noFill/>
-                      </a:ln>
+                    </a:blip>
+                    <a:srcRect l="6506" t="15046" r="11564" b="14847"/>
+                    <a:stretch>
+                      <a:fillRect/>
+                    </a:stretch>
+                  </pic:blipFill>
+                  <pic:spPr bwMode="auto">
+                    <a:xfrm>
+                      <a:off x="0" y="0"/>
+                      <a:ext cx="3000045" cy="1925475"/>
+                    </a:xfrm>
+                    <a:prstGeom prst="rect">
+                      <a:avLst/>
+                    </a:prstGeom>
+                    <a:ln>
+                      <a:noFill/>
+                    </a:ln>
+                    <a:extLst>
+                      <a:ext uri="{53640926-AAD7-44D8-BBD7-CCE9431645EC}">
+                        <a14:shadowObscured xmlns:a14="http://schemas.microsoft.com/office/drawing/2010/main"/>
+                      </a:ext>
+                    </a:extLst>
+                  </pic:spPr>
+                </pic:pic>
+              </a:graphicData>
+            </a:graphic>
+          </wp:inline>
+        </w:drawing>
+      </w:r>
+      <w:r>
+        <w:rPr>
+          <w:noProof/>
+          <w:sz w:val="24"/>
+          <w:szCs w:val="24"/>
+          <w:lang w:eastAsia="zh-CN"/>
+        </w:rPr>
+        <w:drawing>
+          <wp:inline distT="0" distB="0" distL="0" distR="0" wp14:anchorId="46168518" wp14:editId="4B4CBC60">
+            <wp:extent cx="3266440" cy="2202645"/>
+            <wp:effectExtent l="0" t="0" r="0" b="0"/>
+            <wp:docPr id="1990217413" name="Picture 7" descr="A close up of a passport&#10;&#10;AI-generated content may be incorrect."/>
+            <wp:cNvGraphicFramePr>
+              <a:graphicFrameLocks xmlns:a="http://schemas.openxmlformats.org/drawingml/2006/main" noChangeAspect="1"/>
+            </wp:cNvGraphicFramePr>
+            <a:graphic xmlns:a="http://schemas.openxmlformats.org/drawingml/2006/main">
+              <a:graphicData uri="http://schemas.openxmlformats.org/drawingml/2006/picture">
+                <pic:pic xmlns:pic="http://schemas.openxmlformats.org/drawingml/2006/picture">
+                  <pic:nvPicPr>
+                    <pic:cNvPr id="1990217413" name="Picture 7" descr="A close up of a passport&#10;&#10;AI-generated content may be incorrect."/>
+                    <pic:cNvPicPr/>
+                  </pic:nvPicPr>
+                  <pic:blipFill>
+                    <a:blip r:embed="rId10" cstate="print">
                       <a:extLst>
-                        <a:ext uri="{53640926-AAD7-44D8-BBD7-CCE9431645EC}">
-                          <a14:shadowObscured xmlns:a14="http://schemas.microsoft.com/office/drawing/2010/main"/>
+                        <a:ext uri="{28A0092B-C50C-407E-A947-70E740481C1C}">
+                          <a14:useLocalDpi xmlns:a14="http://schemas.microsoft.com/office/drawing/2010/main" val="0"/>
                         </a:ext>
                       </a:extLst>
-                    </pic:spPr>
-                  </pic:pic>
-                </a:graphicData>
-              </a:graphic>
-            </wp:inline>
-          </w:drawing>
-        </w:r>
-        <w:r>
-          <w:rPr>
-            <w:noProof/>
-            <w:sz w:val="24"/>
-            <w:szCs w:val="24"/>
-            <w:lang w:eastAsia="zh-CN"/>
-          </w:rPr>
-          <w:drawing>
-            <wp:inline distT="0" distB="0" distL="0" distR="0" wp14:anchorId="46168518" wp14:editId="4B4CBC60">
-              <wp:extent cx="3266440" cy="2202645"/>
-              <wp:effectExtent l="0" t="0" r="0" b="0"/>
-              <wp:docPr id="1990217413" name="Picture 7" descr="A close up of a passport&#10;&#10;AI-generated content may be incorrect."/>
-              <wp:cNvGraphicFramePr>
-                <a:graphicFrameLocks xmlns:a="http://schemas.openxmlformats.org/drawingml/2006/main" noChangeAspect="1"/>
-              </wp:cNvGraphicFramePr>
-              <a:graphic xmlns:a="http://schemas.openxmlformats.org/drawingml/2006/main">
-                <a:graphicData uri="http://schemas.openxmlformats.org/drawingml/2006/picture">
-                  <pic:pic xmlns:pic="http://schemas.openxmlformats.org/drawingml/2006/picture">
-                    <pic:nvPicPr>
-                      <pic:cNvPr id="1990217413" name="Picture 7" descr="A close up of a passport&#10;&#10;AI-generated content may be incorrect."/>
-                      <pic:cNvPicPr/>
-                    </pic:nvPicPr>
-                    <pic:blipFill>
-                      <a:blip r:embed="rId10" cstate="print">
-                        <a:extLst>
-                          <a:ext uri="{28A0092B-C50C-407E-A947-70E740481C1C}">
-                            <a14:useLocalDpi xmlns:a14="http://schemas.microsoft.com/office/drawing/2010/main" val="0"/>
-                          </a:ext>
-                        </a:extLst>
-                      </a:blip>
-                      <a:stretch>
-                        <a:fillRect/>
-                      </a:stretch>
-                    </pic:blipFill>
-                    <pic:spPr>
-                      <a:xfrm>
-                        <a:off x="0" y="0"/>
-                        <a:ext cx="3358356" cy="2264626"/>
-                      </a:xfrm>
-                      <a:prstGeom prst="rect">
-                        <a:avLst/>
-                      </a:prstGeom>
-                    </pic:spPr>
-                  </pic:pic>
-                </a:graphicData>
-              </a:graphic>
-            </wp:inline>
-          </w:drawing>
-        </w:r>
-        <w:r>
-          <w:rPr>
-            <w:noProof/>
-            <w:sz w:val="24"/>
-            <w:szCs w:val="24"/>
-            <w:lang w:eastAsia="zh-CN"/>
-          </w:rPr>
-          <w:drawing>
-            <wp:inline distT="0" distB="0" distL="0" distR="0" wp14:anchorId="13D6B33F" wp14:editId="6DB93234">
-              <wp:extent cx="3267028" cy="2000738"/>
-              <wp:effectExtent l="0" t="0" r="0" b="6350"/>
-              <wp:docPr id="2083944873" name="Picture 8" descr="A person's face in a plastic bag&#10;&#10;AI-generated content may be incorrect."/>
-              <wp:cNvGraphicFramePr>
-                <a:graphicFrameLocks xmlns:a="http://schemas.openxmlformats.org/drawingml/2006/main" noChangeAspect="1"/>
-              </wp:cNvGraphicFramePr>
-              <a:graphic xmlns:a="http://schemas.openxmlformats.org/drawingml/2006/main">
-                <a:graphicData uri="http://schemas.openxmlformats.org/drawingml/2006/picture">
-                  <pic:pic xmlns:pic="http://schemas.openxmlformats.org/drawingml/2006/picture">
-                    <pic:nvPicPr>
-                      <pic:cNvPr id="2083944873" name="Picture 8" descr="A person's face in a plastic bag&#10;&#10;AI-generated content may be incorrect."/>
-                      <pic:cNvPicPr/>
-                    </pic:nvPicPr>
-                    <pic:blipFill>
-                      <a:blip r:embed="rId11">
-                        <a:extLst>
-                          <a:ext uri="{28A0092B-C50C-407E-A947-70E740481C1C}">
-                            <a14:useLocalDpi xmlns:a14="http://schemas.microsoft.com/office/drawing/2010/main" val="0"/>
-                          </a:ext>
-                        </a:extLst>
-                      </a:blip>
-                      <a:stretch>
-                        <a:fillRect/>
-                      </a:stretch>
-                    </pic:blipFill>
-                    <pic:spPr>
-                      <a:xfrm>
-                        <a:off x="0" y="0"/>
-                        <a:ext cx="3318881" cy="2032493"/>
-                      </a:xfrm>
-                      <a:prstGeom prst="rect">
-                        <a:avLst/>
-                      </a:prstGeom>
-                    </pic:spPr>
-                  </pic:pic>
-                </a:graphicData>
-              </a:graphic>
-            </wp:inline>
-          </w:drawing>
-        </w:r>
-      </w:ins>
-    </w:p>
-    <w:p>
-      <w:pPr>
-        <w:spacing w:line="240" w:lineRule="auto"/>
-        <w:ind w:firstLine="720"/>
-        <w:rPr>
-          <w:noProof/>
-          <w:sz w:val="24"/>
-          <w:szCs w:val="24"/>
-          <w:lang w:eastAsia="zh-CN"/>
-        </w:rPr>
-      </w:pPr>
-    </w:p>
-    <w:p>
-      <w:pPr>
-        <w:spacing w:line="240" w:lineRule="auto"/>
-        <w:ind w:firstLine="720"/>
-        <w:rPr>
-          <w:noProof/>
-          <w:sz w:val="24"/>
-          <w:szCs w:val="24"/>
-          <w:lang w:eastAsia="zh-CN"/>
-        </w:rPr>
-      </w:pPr>
-    </w:p>
-    <w:p>
-      <w:pPr>
-        <w:spacing w:line="240" w:lineRule="auto"/>
-        <w:rPr>
-          <w:noProof/>
-          <w:sz w:val="24"/>
-          <w:szCs w:val="24"/>
-          <w:lang w:eastAsia="zh-CN"/>
-        </w:rPr>
-      </w:pPr>
-    </w:p>
-    <w:p>
-      <w:pPr>
-        <w:spacing w:line="240" w:lineRule="auto"/>
-        <w:rPr>
-          <w:noProof/>
-          <w:sz w:val="24"/>
-          <w:szCs w:val="24"/>
-          <w:lang w:eastAsia="zh-CN"/>
-        </w:rPr>
-      </w:pPr>
-      <w:del w:id="154" w:author="Cindy Phan" w:date="2025-08-07T09:47:00Z" w16du:dateUtc="2025-08-07T16:47:00Z">
-        <w:r>
-          <w:rPr>
-            <w:noProof/>
-            <w:sz w:val="24"/>
-            <w:szCs w:val="24"/>
-            <w:lang w:eastAsia="zh-CN"/>
-          </w:rPr>
-          <w:lastRenderedPageBreak/>
-          <w:drawing>
-            <wp:anchor distT="0" distB="0" distL="114300" distR="114300" simplePos="0" relativeHeight="251660291" behindDoc="0" locked="0" layoutInCell="1" allowOverlap="1" wp14:anchorId="58FB6BAB" wp14:editId="51F7C16C">
-              <wp:simplePos x="0" y="0"/>
-              <wp:positionH relativeFrom="column">
-                <wp:posOffset>838835</wp:posOffset>
-              </wp:positionH>
-              <wp:positionV relativeFrom="paragraph">
-                <wp:posOffset>119380</wp:posOffset>
-              </wp:positionV>
-              <wp:extent cx="2280920" cy="1709420"/>
-              <wp:effectExtent l="0" t="0" r="5080" b="5080"/>
-              <wp:wrapSquare wrapText="bothSides"/>
-              <wp:docPr id="810042702" name="Picture 6"/>
-              <wp:cNvGraphicFramePr>
-                <a:graphicFrameLocks xmlns:a="http://schemas.openxmlformats.org/drawingml/2006/main" noChangeAspect="1"/>
-              </wp:cNvGraphicFramePr>
-              <a:graphic xmlns:a="http://schemas.openxmlformats.org/drawingml/2006/main">
-                <a:graphicData uri="http://schemas.openxmlformats.org/drawingml/2006/picture">
-                  <pic:pic xmlns:pic="http://schemas.openxmlformats.org/drawingml/2006/picture">
-                    <pic:nvPicPr>
-                      <pic:cNvPr id="810042702" name="Picture 6"/>
-                      <pic:cNvPicPr>
-                        <a:picLocks noChangeAspect="1" noChangeArrowheads="1"/>
-                      </pic:cNvPicPr>
-                    </pic:nvPicPr>
-                    <pic:blipFill>
-                      <a:blip r:embed="rId12" cstate="print">
-                        <a:extLst>
-                          <a:ext uri="{28A0092B-C50C-407E-A947-70E740481C1C}">
-                            <a14:useLocalDpi xmlns:a14="http://schemas.microsoft.com/office/drawing/2010/main" val="0"/>
-                          </a:ext>
-                        </a:extLst>
-                      </a:blip>
-                      <a:stretch>
-                        <a:fillRect/>
-                      </a:stretch>
-                    </pic:blipFill>
-                    <pic:spPr bwMode="auto">
-                      <a:xfrm>
-                        <a:off x="0" y="0"/>
-                        <a:ext cx="2280920" cy="1709420"/>
-                      </a:xfrm>
-                      <a:prstGeom prst="rect">
-                        <a:avLst/>
-                      </a:prstGeom>
-                      <a:noFill/>
-                      <a:ln>
-                        <a:noFill/>
-                      </a:ln>
-                    </pic:spPr>
-                  </pic:pic>
-                </a:graphicData>
-              </a:graphic>
-              <wp14:sizeRelV relativeFrom="margin">
-                <wp14:pctHeight>0</wp14:pctHeight>
-              </wp14:sizeRelV>
-            </wp:anchor>
-          </w:drawing>
-        </w:r>
-      </w:del>
-    </w:p>
-    <w:p>
-      <w:pPr>
-        <w:spacing w:line="240" w:lineRule="auto"/>
-        <w:rPr>
-          <w:noProof/>
-          <w:sz w:val="24"/>
-          <w:szCs w:val="24"/>
-          <w:lang w:eastAsia="zh-CN"/>
-        </w:rPr>
-      </w:pPr>
-    </w:p>
-    <w:p>
-      <w:pPr>
-        <w:spacing w:line="240" w:lineRule="auto"/>
-        <w:rPr>
-          <w:noProof/>
-          <w:sz w:val="24"/>
-          <w:szCs w:val="24"/>
-          <w:lang w:eastAsia="zh-CN"/>
-        </w:rPr>
-      </w:pPr>
-    </w:p>
-    <w:p>
-      <w:pPr>
-        <w:spacing w:line="240" w:lineRule="auto"/>
-        <w:rPr>
-          <w:noProof/>
-          <w:sz w:val="24"/>
-          <w:szCs w:val="24"/>
-          <w:lang w:eastAsia="zh-CN"/>
-        </w:rPr>
-      </w:pPr>
-    </w:p>
-    <w:p>
-      <w:pPr>
-        <w:spacing w:line="240" w:lineRule="auto"/>
-        <w:rPr>
-          <w:del w:id="155" w:author="Cindy Phan" w:date="2025-08-07T09:47:00Z" w16du:dateUtc="2025-08-07T16:47:00Z"/>
-          <w:noProof/>
-          <w:sz w:val="24"/>
-          <w:szCs w:val="24"/>
-          <w:lang w:eastAsia="zh-CN"/>
-        </w:rPr>
-      </w:pPr>
-    </w:p>
-    <w:p>
-      <w:pPr>
-        <w:spacing w:line="240" w:lineRule="auto"/>
-        <w:rPr>
-          <w:del w:id="156" w:author="Cindy Phan" w:date="2025-08-07T09:47:00Z" w16du:dateUtc="2025-08-07T16:47:00Z"/>
-          <w:noProof/>
-          <w:sz w:val="24"/>
-          <w:szCs w:val="24"/>
-          <w:lang w:eastAsia="zh-CN"/>
-        </w:rPr>
-        <w:pPrChange w:id="157" w:author="Cindy Phan" w:date="2025-08-07T09:47:00Z" w16du:dateUtc="2025-08-07T16:47:00Z">
-          <w:pPr>
-            <w:spacing w:line="240" w:lineRule="auto"/>
-            <w:ind w:firstLine="720"/>
-          </w:pPr>
-        </w:pPrChange>
-      </w:pPr>
-      <w:del w:id="158" w:author="Cindy Phan" w:date="2025-08-07T09:47:00Z" w16du:dateUtc="2025-08-07T16:47:00Z">
-        <w:r>
-          <w:rPr>
-            <w:noProof/>
-            <w:sz w:val="24"/>
-            <w:szCs w:val="24"/>
-          </w:rPr>
-          <w:delText>Power of Attorney</w:delText>
-        </w:r>
-        <w:r>
-          <w:rPr>
-            <w:rFonts w:hint="eastAsia"/>
-            <w:noProof/>
-            <w:sz w:val="24"/>
-            <w:szCs w:val="24"/>
-            <w:lang w:eastAsia="zh-CN"/>
-          </w:rPr>
-          <w:delText xml:space="preserve"> </w:delText>
-        </w:r>
-        <w:r>
-          <w:rPr>
-            <w:noProof/>
-            <w:sz w:val="24"/>
-            <w:szCs w:val="24"/>
-            <w:lang w:eastAsia="zh-CN"/>
-          </w:rPr>
-          <w:delText>2</w:delText>
-        </w:r>
-      </w:del>
-    </w:p>
-    <w:p>
-      <w:pPr>
-        <w:spacing w:line="240" w:lineRule="auto"/>
-        <w:rPr>
-          <w:del w:id="159" w:author="Cindy Phan" w:date="2025-08-07T09:47:00Z" w16du:dateUtc="2025-08-07T16:47:00Z"/>
-          <w:noProof/>
-          <w:sz w:val="24"/>
-          <w:szCs w:val="24"/>
-          <w:lang w:eastAsia="zh-CN"/>
-        </w:rPr>
-      </w:pPr>
-      <w:del w:id="160" w:author="Cindy Phan" w:date="2025-08-07T09:47:00Z" w16du:dateUtc="2025-08-07T16:47:00Z">
-        <w:r>
-          <w:rPr>
-            <w:noProof/>
-            <w:sz w:val="24"/>
-            <w:szCs w:val="24"/>
-            <w:lang w:eastAsia="zh-CN"/>
-          </w:rPr>
-          <w:br w:type="textWrapping" w:clear="all"/>
-        </w:r>
-      </w:del>
-    </w:p>
-    <w:p>
-      <w:pPr>
-        <w:spacing w:line="240" w:lineRule="auto"/>
-        <w:rPr>
-          <w:del w:id="161" w:author="Cindy Phan" w:date="2025-08-07T09:47:00Z" w16du:dateUtc="2025-08-07T16:47:00Z"/>
-          <w:noProof/>
-          <w:sz w:val="24"/>
-          <w:szCs w:val="24"/>
-          <w:lang w:eastAsia="zh-CN"/>
-        </w:rPr>
-      </w:pPr>
-    </w:p>
-    <w:p>
-      <w:pPr>
-        <w:spacing w:line="240" w:lineRule="auto"/>
-        <w:rPr>
-          <w:del w:id="162" w:author="Cindy Phan" w:date="2025-08-07T09:47:00Z" w16du:dateUtc="2025-08-07T16:47:00Z"/>
-          <w:noProof/>
-          <w:sz w:val="24"/>
-          <w:szCs w:val="24"/>
-          <w:lang w:eastAsia="zh-CN"/>
-        </w:rPr>
-        <w:pPrChange w:id="163" w:author="Cindy Phan" w:date="2025-08-07T09:47:00Z" w16du:dateUtc="2025-08-07T16:47:00Z">
-          <w:pPr>
-            <w:spacing w:line="240" w:lineRule="auto"/>
-            <w:ind w:firstLine="720"/>
-          </w:pPr>
-        </w:pPrChange>
-      </w:pPr>
-      <w:del w:id="164" w:author="Cindy Phan" w:date="2025-08-07T09:47:00Z" w16du:dateUtc="2025-08-07T16:47:00Z">
-        <w:r>
-          <w:rPr>
-            <w:noProof/>
-            <w:sz w:val="24"/>
-            <w:szCs w:val="24"/>
-            <w:lang w:eastAsia="zh-CN"/>
-          </w:rPr>
-          <w:drawing>
-            <wp:inline distT="0" distB="0" distL="0" distR="0" wp14:anchorId="2E483923" wp14:editId="37C05D63">
-              <wp:extent cx="1760033" cy="2454157"/>
-              <wp:effectExtent l="0" t="0" r="0" b="3810"/>
-              <wp:docPr id="332991300" name="Picture 7"/>
-              <wp:cNvGraphicFramePr>
-                <a:graphicFrameLocks xmlns:a="http://schemas.openxmlformats.org/drawingml/2006/main" noChangeAspect="1"/>
-              </wp:cNvGraphicFramePr>
-              <a:graphic xmlns:a="http://schemas.openxmlformats.org/drawingml/2006/main">
-                <a:graphicData uri="http://schemas.openxmlformats.org/drawingml/2006/picture">
-                  <pic:pic xmlns:pic="http://schemas.openxmlformats.org/drawingml/2006/picture">
-                    <pic:nvPicPr>
-                      <pic:cNvPr id="332991300" name="Picture 7"/>
-                      <pic:cNvPicPr>
-                        <a:picLocks noChangeAspect="1" noChangeArrowheads="1"/>
-                      </pic:cNvPicPr>
-                    </pic:nvPicPr>
-                    <pic:blipFill>
-                      <a:blip r:embed="rId13" cstate="print">
-                        <a:extLst>
-                          <a:ext uri="{28A0092B-C50C-407E-A947-70E740481C1C}">
-                            <a14:useLocalDpi xmlns:a14="http://schemas.microsoft.com/office/drawing/2010/main" val="0"/>
-                          </a:ext>
-                        </a:extLst>
-                      </a:blip>
-                      <a:stretch>
-                        <a:fillRect/>
-                      </a:stretch>
-                    </pic:blipFill>
-                    <pic:spPr bwMode="auto">
-                      <a:xfrm>
-                        <a:off x="0" y="0"/>
-                        <a:ext cx="1760033" cy="2454157"/>
-                      </a:xfrm>
-                      <a:prstGeom prst="rect">
-                        <a:avLst/>
-                      </a:prstGeom>
-                      <a:noFill/>
-                      <a:ln>
-                        <a:noFill/>
-                      </a:ln>
-                    </pic:spPr>
-                  </pic:pic>
-                </a:graphicData>
-              </a:graphic>
-            </wp:inline>
-          </w:drawing>
-        </w:r>
-        <w:r>
-          <w:rPr>
-            <w:noProof/>
-            <w:sz w:val="24"/>
-            <w:szCs w:val="24"/>
-          </w:rPr>
-          <w:delText xml:space="preserve"> </w:delText>
-        </w:r>
-        <w:r>
-          <w:rPr>
-            <w:noProof/>
-            <w:sz w:val="24"/>
-            <w:szCs w:val="24"/>
-          </w:rPr>
-          <w:delText>Power of Attorney</w:delText>
-        </w:r>
-        <w:r>
-          <w:rPr>
-            <w:rFonts w:hint="eastAsia"/>
-            <w:noProof/>
-            <w:sz w:val="24"/>
-            <w:szCs w:val="24"/>
-            <w:lang w:eastAsia="zh-CN"/>
-          </w:rPr>
-          <w:delText xml:space="preserve"> </w:delText>
-        </w:r>
-        <w:r>
-          <w:rPr>
-            <w:noProof/>
-            <w:sz w:val="24"/>
-            <w:szCs w:val="24"/>
-            <w:lang w:eastAsia="zh-CN"/>
-          </w:rPr>
-          <w:delText>3</w:delText>
-        </w:r>
-      </w:del>
-    </w:p>
-    <w:p>
-      <w:pPr>
-        <w:spacing w:line="240" w:lineRule="auto"/>
-        <w:rPr>
-          <w:del w:id="165" w:author="Cindy Phan" w:date="2025-08-07T09:48:00Z" w16du:dateUtc="2025-08-07T16:48:00Z"/>
-          <w:noProof/>
-          <w:sz w:val="24"/>
-          <w:szCs w:val="24"/>
-          <w:lang w:eastAsia="zh-CN"/>
-        </w:rPr>
-        <w:pPrChange w:id="166" w:author="Cindy Phan" w:date="2025-08-07T09:47:00Z" w16du:dateUtc="2025-08-07T16:47:00Z">
-          <w:pPr>
-            <w:spacing w:line="240" w:lineRule="auto"/>
-            <w:ind w:firstLine="720"/>
-          </w:pPr>
-        </w:pPrChange>
-      </w:pPr>
-    </w:p>
-    <w:p>
-      <w:pPr>
-        <w:spacing w:line="240" w:lineRule="auto"/>
-        <w:ind w:firstLine="720"/>
-        <w:rPr>
-          <w:del w:id="167" w:author="Cindy Phan" w:date="2025-08-07T09:48:00Z" w16du:dateUtc="2025-08-07T16:48:00Z"/>
-          <w:noProof/>
-          <w:sz w:val="24"/>
-          <w:szCs w:val="24"/>
-          <w:lang w:eastAsia="zh-CN"/>
-        </w:rPr>
-      </w:pPr>
-    </w:p>
-    <w:p>
-      <w:pPr>
-        <w:spacing w:line="240" w:lineRule="auto"/>
-        <w:ind w:firstLine="720"/>
-        <w:rPr>
-          <w:del w:id="168" w:author="Cindy Phan" w:date="2025-08-07T09:48:00Z" w16du:dateUtc="2025-08-07T16:48:00Z"/>
-          <w:noProof/>
-          <w:sz w:val="24"/>
-          <w:szCs w:val="24"/>
-          <w:lang w:eastAsia="zh-CN"/>
-        </w:rPr>
-      </w:pPr>
-    </w:p>
-    <w:p>
-      <w:pPr>
-        <w:spacing w:line="240" w:lineRule="auto"/>
-        <w:rPr>
-          <w:del w:id="169" w:author="Cindy Phan" w:date="2025-08-07T09:48:00Z" w16du:dateUtc="2025-08-07T16:48:00Z"/>
-          <w:noProof/>
-          <w:sz w:val="24"/>
-          <w:szCs w:val="24"/>
-          <w:lang w:eastAsia="zh-CN"/>
-        </w:rPr>
-        <w:pPrChange w:id="170" w:author="Cindy Phan" w:date="2025-08-07T09:48:00Z" w16du:dateUtc="2025-08-07T16:48:00Z">
-          <w:pPr>
-            <w:spacing w:line="240" w:lineRule="auto"/>
-            <w:ind w:firstLine="720"/>
-          </w:pPr>
-        </w:pPrChange>
-      </w:pPr>
-      <w:del w:id="171" w:author="Rainie Fang" w:date="2025-07-13T09:02:00Z" w16du:dateUtc="2025-07-13T16:02:00Z">
-        <w:r>
-          <w:rPr>
-            <w:noProof/>
-            <w:sz w:val="24"/>
-          </w:rPr>
-          <w:lastRenderedPageBreak/>
-          <w:drawing>
-            <wp:inline distT="0" distB="0" distL="0" distR="0" wp14:anchorId="4EBE5517" wp14:editId="14E99405">
-              <wp:extent cx="3849614" cy="5064567"/>
-              <wp:effectExtent l="0" t="0" r="0" b="3175"/>
-              <wp:docPr id="754442075" name="Picture 7"/>
-              <wp:cNvGraphicFramePr>
-                <a:graphicFrameLocks xmlns:a="http://schemas.openxmlformats.org/drawingml/2006/main" noChangeAspect="1"/>
-              </wp:cNvGraphicFramePr>
-              <a:graphic xmlns:a="http://schemas.openxmlformats.org/drawingml/2006/main">
-                <a:graphicData uri="http://schemas.openxmlformats.org/drawingml/2006/picture">
-                  <pic:pic xmlns:pic="http://schemas.openxmlformats.org/drawingml/2006/picture">
-                    <pic:nvPicPr>
-                      <pic:cNvPr id="754442075" name="Picture 7"/>
-                      <pic:cNvPicPr>
-                        <a:picLocks noChangeAspect="1" noChangeArrowheads="1"/>
-                      </pic:cNvPicPr>
-                    </pic:nvPicPr>
-                    <pic:blipFill rotWithShape="1">
-                      <a:blip r:embed="rId14" cstate="print">
-                        <a:extLst>
-                          <a:ext uri="{28A0092B-C50C-407E-A947-70E740481C1C}">
-                            <a14:useLocalDpi xmlns:a14="http://schemas.microsoft.com/office/drawing/2010/main" val="0"/>
-                          </a:ext>
-                        </a:extLst>
-                      </a:blip>
-                      <a:srcRect t="7946" b="511"/>
-                      <a:stretch>
-                        <a:fillRect/>
-                      </a:stretch>
-                    </pic:blipFill>
-                    <pic:spPr bwMode="auto">
-                      <a:xfrm>
-                        <a:off x="0" y="0"/>
-                        <a:ext cx="3850289" cy="5065455"/>
-                      </a:xfrm>
-                      <a:prstGeom prst="rect">
-                        <a:avLst/>
-                      </a:prstGeom>
-                      <a:noFill/>
-                      <a:ln>
-                        <a:noFill/>
-                      </a:ln>
+                    </a:blip>
+                    <a:stretch>
+                      <a:fillRect/>
+                    </a:stretch>
+                  </pic:blipFill>
+                  <pic:spPr>
+                    <a:xfrm>
+                      <a:off x="0" y="0"/>
+                      <a:ext cx="3358356" cy="2264626"/>
+                    </a:xfrm>
+                    <a:prstGeom prst="rect">
+                      <a:avLst/>
+                    </a:prstGeom>
+                  </pic:spPr>
+                </pic:pic>
+              </a:graphicData>
+            </a:graphic>
+          </wp:inline>
+        </w:drawing>
+      </w:r>
+      <w:r>
+        <w:rPr>
+          <w:noProof/>
+          <w:sz w:val="24"/>
+          <w:szCs w:val="24"/>
+          <w:lang w:eastAsia="zh-CN"/>
+        </w:rPr>
+        <w:drawing>
+          <wp:inline distT="0" distB="0" distL="0" distR="0" wp14:anchorId="13D6B33F" wp14:editId="6DB93234">
+            <wp:extent cx="3267028" cy="2000738"/>
+            <wp:effectExtent l="0" t="0" r="0" b="6350"/>
+            <wp:docPr id="2083944873" name="Picture 8" descr="A person's face in a plastic bag&#10;&#10;AI-generated content may be incorrect."/>
+            <wp:cNvGraphicFramePr>
+              <a:graphicFrameLocks xmlns:a="http://schemas.openxmlformats.org/drawingml/2006/main" noChangeAspect="1"/>
+            </wp:cNvGraphicFramePr>
+            <a:graphic xmlns:a="http://schemas.openxmlformats.org/drawingml/2006/main">
+              <a:graphicData uri="http://schemas.openxmlformats.org/drawingml/2006/picture">
+                <pic:pic xmlns:pic="http://schemas.openxmlformats.org/drawingml/2006/picture">
+                  <pic:nvPicPr>
+                    <pic:cNvPr id="2083944873" name="Picture 8" descr="A person's face in a plastic bag&#10;&#10;AI-generated content may be incorrect."/>
+                    <pic:cNvPicPr/>
+                  </pic:nvPicPr>
+                  <pic:blipFill>
+                    <a:blip r:embed="rId11">
                       <a:extLst>
-                        <a:ext uri="{53640926-AAD7-44D8-BBD7-CCE9431645EC}">
-                          <a14:shadowObscured xmlns:a14="http://schemas.microsoft.com/office/drawing/2010/main"/>
+                        <a:ext uri="{28A0092B-C50C-407E-A947-70E740481C1C}">
+                          <a14:useLocalDpi xmlns:a14="http://schemas.microsoft.com/office/drawing/2010/main" val="0"/>
                         </a:ext>
                       </a:extLst>
-                    </pic:spPr>
-                  </pic:pic>
-                </a:graphicData>
-              </a:graphic>
-            </wp:inline>
-          </w:drawing>
-        </w:r>
-      </w:del>
-      <w:ins w:id="172" w:author="Rainie Fang" w:date="2025-07-13T09:02:00Z" w16du:dateUtc="2025-07-13T16:02:00Z">
-        <w:del w:id="173" w:author="Cindy Phan" w:date="2025-08-07T09:47:00Z" w16du:dateUtc="2025-08-07T16:47:00Z">
-          <w:r>
-            <w:rPr>
-              <w:noProof/>
-              <w:sz w:val="24"/>
-              <w:szCs w:val="24"/>
-              <w:lang w:eastAsia="zh-CN"/>
-            </w:rPr>
-            <w:lastRenderedPageBreak/>
-            <w:drawing>
-              <wp:inline distT="0" distB="0" distL="0" distR="0" wp14:anchorId="01829F57" wp14:editId="5B8A44AA">
-                <wp:extent cx="4446260" cy="3639026"/>
-                <wp:effectExtent l="0" t="0" r="0" b="0"/>
-                <wp:docPr id="890697693" name="Picture 1" descr="A person's face on a passport&#10;&#10;AI-generated content may be incorrect."/>
-                <wp:cNvGraphicFramePr>
-                  <a:graphicFrameLocks xmlns:a="http://schemas.openxmlformats.org/drawingml/2006/main" noChangeAspect="1"/>
-                </wp:cNvGraphicFramePr>
-                <a:graphic xmlns:a="http://schemas.openxmlformats.org/drawingml/2006/main">
-                  <a:graphicData uri="http://schemas.openxmlformats.org/drawingml/2006/picture">
-                    <pic:pic xmlns:pic="http://schemas.openxmlformats.org/drawingml/2006/picture">
-                      <pic:nvPicPr>
-                        <pic:cNvPr id="890697693" name="Picture 1" descr="A person's face on a passport&#10;&#10;AI-generated content may be incorrect."/>
-                        <pic:cNvPicPr/>
-                      </pic:nvPicPr>
-                      <pic:blipFill>
-                        <a:blip r:embed="rId15"/>
-                        <a:stretch>
-                          <a:fillRect/>
-                        </a:stretch>
-                      </pic:blipFill>
-                      <pic:spPr>
-                        <a:xfrm>
-                          <a:off x="0" y="0"/>
-                          <a:ext cx="4455693" cy="3646747"/>
-                        </a:xfrm>
-                        <a:prstGeom prst="rect">
-                          <a:avLst/>
-                        </a:prstGeom>
-                      </pic:spPr>
-                    </pic:pic>
-                  </a:graphicData>
-                </a:graphic>
-              </wp:inline>
-            </w:drawing>
-          </w:r>
-        </w:del>
-      </w:ins>
+                    </a:blip>
+                    <a:stretch>
+                      <a:fillRect/>
+                    </a:stretch>
+                  </pic:blipFill>
+                  <pic:spPr>
+                    <a:xfrm>
+                      <a:off x="0" y="0"/>
+                      <a:ext cx="3318881" cy="2032493"/>
+                    </a:xfrm>
+                    <a:prstGeom prst="rect">
+                      <a:avLst/>
+                    </a:prstGeom>
+                  </pic:spPr>
+                </pic:pic>
+              </a:graphicData>
+            </a:graphic>
+          </wp:inline>
+        </w:drawing>
+      </w:r>
     </w:p>
     <w:p>
       <w:pPr>
         <w:spacing w:line="240" w:lineRule="auto"/>
         <w:ind w:firstLine="720"/>
         <w:rPr>
-          <w:del w:id="174" w:author="Cindy Phan" w:date="2025-08-07T09:48:00Z" w16du:dateUtc="2025-08-07T16:48:00Z"/>
           <w:noProof/>
           <w:sz w:val="24"/>
           <w:szCs w:val="24"/>
@@ -2384,7 +1737,127 @@
         <w:spacing w:line="240" w:lineRule="auto"/>
         <w:ind w:firstLine="720"/>
         <w:rPr>
-          <w:del w:id="175" w:author="Rainie Fang" w:date="2025-07-13T09:02:00Z" w16du:dateUtc="2025-07-13T16:02:00Z"/>
+          <w:noProof/>
+          <w:sz w:val="24"/>
+          <w:szCs w:val="24"/>
+          <w:lang w:eastAsia="zh-CN"/>
+        </w:rPr>
+      </w:pPr>
+    </w:p>
+    <w:p>
+      <w:pPr>
+        <w:spacing w:line="240" w:lineRule="auto"/>
+        <w:rPr>
+          <w:noProof/>
+          <w:sz w:val="24"/>
+          <w:szCs w:val="24"/>
+          <w:lang w:eastAsia="zh-CN"/>
+        </w:rPr>
+      </w:pPr>
+    </w:p>
+    <w:p>
+      <w:pPr>
+        <w:spacing w:line="240" w:lineRule="auto"/>
+        <w:rPr>
+          <w:noProof/>
+          <w:sz w:val="24"/>
+          <w:szCs w:val="24"/>
+          <w:lang w:eastAsia="zh-CN"/>
+        </w:rPr>
+      </w:pPr>
+    </w:p>
+    <w:p>
+      <w:pPr>
+        <w:spacing w:line="240" w:lineRule="auto"/>
+        <w:rPr>
+          <w:noProof/>
+          <w:sz w:val="24"/>
+          <w:szCs w:val="24"/>
+          <w:lang w:eastAsia="zh-CN"/>
+        </w:rPr>
+      </w:pPr>
+    </w:p>
+    <w:p>
+      <w:pPr>
+        <w:spacing w:line="240" w:lineRule="auto"/>
+        <w:rPr>
+          <w:noProof/>
+          <w:sz w:val="24"/>
+          <w:szCs w:val="24"/>
+          <w:lang w:eastAsia="zh-CN"/>
+        </w:rPr>
+      </w:pPr>
+    </w:p>
+    <w:p>
+      <w:pPr>
+        <w:spacing w:line="240" w:lineRule="auto"/>
+        <w:rPr>
+          <w:noProof/>
+          <w:sz w:val="24"/>
+          <w:szCs w:val="24"/>
+          <w:lang w:eastAsia="zh-CN"/>
+        </w:rPr>
+      </w:pPr>
+    </w:p>
+    <w:p>
+      <w:pPr>
+        <w:spacing w:line="240" w:lineRule="auto"/>
+        <w:rPr>
+          <w:noProof/>
+          <w:sz w:val="24"/>
+          <w:szCs w:val="24"/>
+          <w:lang w:eastAsia="zh-CN"/>
+        </w:rPr>
+      </w:pPr>
+    </w:p>
+    <w:p>
+      <w:pPr>
+        <w:spacing w:line="240" w:lineRule="auto"/>
+        <w:rPr>
+          <w:noProof/>
+          <w:sz w:val="24"/>
+          <w:szCs w:val="24"/>
+          <w:lang w:eastAsia="zh-CN"/>
+        </w:rPr>
+      </w:pPr>
+    </w:p>
+    <w:p>
+      <w:pPr>
+        <w:spacing w:line="240" w:lineRule="auto"/>
+        <w:rPr>
+          <w:noProof/>
+          <w:sz w:val="24"/>
+          <w:szCs w:val="24"/>
+          <w:lang w:eastAsia="zh-CN"/>
+        </w:rPr>
+      </w:pPr>
+    </w:p>
+    <w:p>
+      <w:pPr>
+        <w:spacing w:line="240" w:lineRule="auto"/>
+        <w:rPr>
+          <w:noProof/>
+          <w:sz w:val="24"/>
+          <w:szCs w:val="24"/>
+          <w:lang w:eastAsia="zh-CN"/>
+        </w:rPr>
+      </w:pPr>
+    </w:p>
+    <w:p>
+      <w:pPr>
+        <w:spacing w:line="240" w:lineRule="auto"/>
+        <w:rPr>
+          <w:noProof/>
+          <w:sz w:val="24"/>
+          <w:szCs w:val="24"/>
+          <w:lang w:eastAsia="zh-CN"/>
+        </w:rPr>
+      </w:pPr>
+    </w:p>
+    <w:p>
+      <w:pPr>
+        <w:spacing w:line="240" w:lineRule="auto"/>
+        <w:rPr>
           <w:noProof/>
           <w:sz w:val="24"/>
           <w:szCs w:val="24"/>
@@ -2397,7 +1870,6 @@
         <w:spacing w:line="240" w:lineRule="auto"/>
         <w:ind w:firstLine="720"/>
         <w:rPr>
-          <w:del w:id="176" w:author="Rainie Fang" w:date="2025-07-13T09:02:00Z" w16du:dateUtc="2025-07-13T16:02:00Z"/>
           <w:noProof/>
           <w:sz w:val="24"/>
           <w:szCs w:val="24"/>
@@ -2410,7 +1882,17 @@
         <w:spacing w:line="240" w:lineRule="auto"/>
         <w:ind w:firstLine="720"/>
         <w:rPr>
-          <w:del w:id="177" w:author="Rainie Fang" w:date="2025-07-13T09:02:00Z" w16du:dateUtc="2025-07-13T16:02:00Z"/>
+          <w:noProof/>
+          <w:sz w:val="24"/>
+          <w:szCs w:val="24"/>
+          <w:lang w:eastAsia="zh-CN"/>
+        </w:rPr>
+      </w:pPr>
+    </w:p>
+    <w:p>
+      <w:pPr>
+        <w:spacing w:line="240" w:lineRule="auto"/>
+        <w:rPr>
           <w:noProof/>
           <w:sz w:val="24"/>
           <w:szCs w:val="24"/>
@@ -2423,7 +1905,6 @@
         <w:spacing w:line="240" w:lineRule="auto"/>
         <w:ind w:firstLine="720"/>
         <w:rPr>
-          <w:del w:id="178" w:author="Rainie Fang" w:date="2025-07-13T09:02:00Z" w16du:dateUtc="2025-07-13T16:02:00Z"/>
           <w:noProof/>
           <w:sz w:val="24"/>
           <w:szCs w:val="24"/>
@@ -2436,7 +1917,6 @@
         <w:spacing w:line="240" w:lineRule="auto"/>
         <w:ind w:firstLine="720"/>
         <w:rPr>
-          <w:del w:id="179" w:author="Rainie Fang" w:date="2025-07-13T09:02:00Z" w16du:dateUtc="2025-07-13T16:02:00Z"/>
           <w:noProof/>
           <w:sz w:val="24"/>
           <w:szCs w:val="24"/>
@@ -2449,7 +1929,6 @@
         <w:spacing w:line="240" w:lineRule="auto"/>
         <w:ind w:firstLine="720"/>
         <w:rPr>
-          <w:del w:id="180" w:author="Rainie Fang" w:date="2025-07-13T09:02:00Z" w16du:dateUtc="2025-07-13T16:02:00Z"/>
           <w:noProof/>
           <w:sz w:val="24"/>
           <w:szCs w:val="24"/>
@@ -2462,7 +1941,6 @@
         <w:spacing w:line="240" w:lineRule="auto"/>
         <w:ind w:firstLine="720"/>
         <w:rPr>
-          <w:del w:id="181" w:author="Rainie Fang" w:date="2025-07-13T09:02:00Z" w16du:dateUtc="2025-07-13T16:02:00Z"/>
           <w:noProof/>
           <w:sz w:val="24"/>
           <w:szCs w:val="24"/>
@@ -2475,7 +1953,6 @@
         <w:spacing w:line="240" w:lineRule="auto"/>
         <w:ind w:firstLine="720"/>
         <w:rPr>
-          <w:del w:id="182" w:author="Rainie Fang" w:date="2025-07-13T09:02:00Z" w16du:dateUtc="2025-07-13T16:02:00Z"/>
           <w:noProof/>
           <w:sz w:val="24"/>
           <w:szCs w:val="24"/>
@@ -2488,7 +1965,6 @@
         <w:spacing w:line="240" w:lineRule="auto"/>
         <w:ind w:firstLine="720"/>
         <w:rPr>
-          <w:del w:id="183" w:author="Rainie Fang" w:date="2025-07-13T09:02:00Z" w16du:dateUtc="2025-07-13T16:02:00Z"/>
           <w:noProof/>
           <w:sz w:val="24"/>
           <w:szCs w:val="24"/>
@@ -2501,7 +1977,6 @@
         <w:spacing w:line="240" w:lineRule="auto"/>
         <w:ind w:firstLine="720"/>
         <w:rPr>
-          <w:del w:id="184" w:author="Rainie Fang" w:date="2025-07-13T09:02:00Z" w16du:dateUtc="2025-07-13T16:02:00Z"/>
           <w:noProof/>
           <w:sz w:val="24"/>
           <w:szCs w:val="24"/>
@@ -2514,7 +1989,6 @@
         <w:spacing w:line="240" w:lineRule="auto"/>
         <w:ind w:firstLine="720"/>
         <w:rPr>
-          <w:del w:id="185" w:author="Rainie Fang" w:date="2025-07-13T09:02:00Z" w16du:dateUtc="2025-07-13T16:02:00Z"/>
           <w:noProof/>
           <w:sz w:val="24"/>
           <w:szCs w:val="24"/>
@@ -2527,7 +2001,6 @@
         <w:spacing w:line="240" w:lineRule="auto"/>
         <w:ind w:firstLine="720"/>
         <w:rPr>
-          <w:del w:id="186" w:author="Rainie Fang" w:date="2025-07-13T09:02:00Z" w16du:dateUtc="2025-07-13T16:02:00Z"/>
           <w:noProof/>
           <w:sz w:val="24"/>
           <w:szCs w:val="24"/>
@@ -2540,7 +2013,6 @@
         <w:spacing w:line="240" w:lineRule="auto"/>
         <w:ind w:firstLine="720"/>
         <w:rPr>
-          <w:del w:id="187" w:author="Rainie Fang" w:date="2025-07-13T09:02:00Z" w16du:dateUtc="2025-07-13T16:02:00Z"/>
           <w:noProof/>
           <w:sz w:val="24"/>
           <w:szCs w:val="24"/>
@@ -2553,7 +2025,6 @@
         <w:spacing w:line="240" w:lineRule="auto"/>
         <w:ind w:firstLine="720"/>
         <w:rPr>
-          <w:del w:id="188" w:author="Rainie Fang" w:date="2025-07-13T09:02:00Z" w16du:dateUtc="2025-07-13T16:02:00Z"/>
           <w:noProof/>
           <w:sz w:val="24"/>
           <w:szCs w:val="24"/>
@@ -2566,28 +2037,69 @@
         <w:spacing w:line="240" w:lineRule="auto"/>
         <w:ind w:firstLine="720"/>
         <w:rPr>
-          <w:del w:id="189" w:author="Rainie Fang" w:date="2025-07-13T09:02:00Z" w16du:dateUtc="2025-07-13T16:02:00Z"/>
-          <w:noProof/>
-          <w:sz w:val="24"/>
-          <w:szCs w:val="24"/>
-          <w:lang w:eastAsia="zh-CN"/>
-        </w:rPr>
-      </w:pPr>
-    </w:p>
-    <w:p>
-      <w:pPr>
-        <w:spacing w:line="240" w:lineRule="auto"/>
-        <w:rPr>
-          <w:noProof/>
-          <w:sz w:val="24"/>
-          <w:szCs w:val="24"/>
-        </w:rPr>
-        <w:pPrChange w:id="190" w:author="Rainie Fang" w:date="2025-07-13T09:02:00Z" w16du:dateUtc="2025-07-13T16:02:00Z">
-          <w:pPr>
-            <w:spacing w:line="240" w:lineRule="auto"/>
-            <w:ind w:firstLine="720"/>
-          </w:pPr>
-        </w:pPrChange>
+          <w:noProof/>
+          <w:sz w:val="24"/>
+          <w:szCs w:val="24"/>
+          <w:lang w:eastAsia="zh-CN"/>
+        </w:rPr>
+      </w:pPr>
+    </w:p>
+    <w:p>
+      <w:pPr>
+        <w:spacing w:line="240" w:lineRule="auto"/>
+        <w:ind w:firstLine="720"/>
+        <w:rPr>
+          <w:noProof/>
+          <w:sz w:val="24"/>
+          <w:szCs w:val="24"/>
+          <w:lang w:eastAsia="zh-CN"/>
+        </w:rPr>
+      </w:pPr>
+    </w:p>
+    <w:p>
+      <w:pPr>
+        <w:spacing w:line="240" w:lineRule="auto"/>
+        <w:ind w:firstLine="720"/>
+        <w:rPr>
+          <w:noProof/>
+          <w:sz w:val="24"/>
+          <w:szCs w:val="24"/>
+          <w:lang w:eastAsia="zh-CN"/>
+        </w:rPr>
+      </w:pPr>
+    </w:p>
+    <w:p>
+      <w:pPr>
+        <w:spacing w:line="240" w:lineRule="auto"/>
+        <w:ind w:firstLine="720"/>
+        <w:rPr>
+          <w:noProof/>
+          <w:sz w:val="24"/>
+          <w:szCs w:val="24"/>
+          <w:lang w:eastAsia="zh-CN"/>
+        </w:rPr>
+      </w:pPr>
+    </w:p>
+    <w:p>
+      <w:pPr>
+        <w:spacing w:line="240" w:lineRule="auto"/>
+        <w:ind w:firstLine="720"/>
+        <w:rPr>
+          <w:noProof/>
+          <w:sz w:val="24"/>
+          <w:szCs w:val="24"/>
+          <w:lang w:eastAsia="zh-CN"/>
+        </w:rPr>
+      </w:pPr>
+    </w:p>
+    <w:p>
+      <w:pPr>
+        <w:spacing w:line="240" w:lineRule="auto"/>
+        <w:rPr>
+          <w:noProof/>
+          <w:sz w:val="24"/>
+          <w:szCs w:val="24"/>
+        </w:rPr>
       </w:pPr>
       <w:r>
         <w:rPr>
@@ -2597,15 +2109,13 @@
         </w:rPr>
         <w:br w:type="textWrapping" w:clear="all"/>
       </w:r>
-      <w:ins w:id="191" w:author="Cindy Phan" w:date="2025-08-07T09:48:00Z" w16du:dateUtc="2025-08-07T16:48:00Z">
-        <w:r>
-          <w:rPr>
-            <w:sz w:val="24"/>
-            <w:szCs w:val="24"/>
-          </w:rPr>
-          <w:t>Intended Father</w:t>
-        </w:r>
-      </w:ins>
+      <w:r>
+        <w:rPr>
+          <w:sz w:val="24"/>
+          <w:szCs w:val="24"/>
+        </w:rPr>
+        <w:t>Intended Father</w:t>
+      </w:r>
     </w:p>
     <w:p>
       <w:pPr>
@@ -2621,68 +2131,57 @@
         <w:lastRenderedPageBreak/>
         <w:tab/>
       </w:r>
-      <w:ins w:id="192" w:author="Cindy Phan" w:date="2025-08-07T09:47:00Z" w16du:dateUtc="2025-08-07T16:47:00Z">
-        <w:r>
-          <w:rPr>
-            <w:noProof/>
-            <w:sz w:val="24"/>
-            <w:szCs w:val="24"/>
-          </w:rPr>
-          <w:drawing>
-            <wp:inline distT="0" distB="0" distL="0" distR="0" wp14:anchorId="10789B54" wp14:editId="051C1EFC">
-              <wp:extent cx="2304070" cy="3891893"/>
-              <wp:effectExtent l="6350" t="0" r="1270" b="1270"/>
-              <wp:docPr id="1665200899" name="Picture 9"/>
-              <wp:cNvGraphicFramePr>
-                <a:graphicFrameLocks xmlns:a="http://schemas.openxmlformats.org/drawingml/2006/main" noChangeAspect="1"/>
-              </wp:cNvGraphicFramePr>
-              <a:graphic xmlns:a="http://schemas.openxmlformats.org/drawingml/2006/main">
-                <a:graphicData uri="http://schemas.openxmlformats.org/drawingml/2006/picture">
-                  <pic:pic xmlns:pic="http://schemas.openxmlformats.org/drawingml/2006/picture">
-                    <pic:nvPicPr>
-                      <pic:cNvPr id="1665200899" name="Picture 1665200899"/>
-                      <pic:cNvPicPr/>
-                    </pic:nvPicPr>
-                    <pic:blipFill rotWithShape="1">
-                      <a:blip r:embed="rId16"/>
-                      <a:srcRect l="18322" t="3785" r="10767" b="6384"/>
-                      <a:stretch>
-                        <a:fillRect/>
-                      </a:stretch>
-                    </pic:blipFill>
-                    <pic:spPr bwMode="auto">
-                      <a:xfrm rot="16200000">
-                        <a:off x="0" y="0"/>
-                        <a:ext cx="2313787" cy="3908306"/>
-                      </a:xfrm>
-                      <a:prstGeom prst="rect">
-                        <a:avLst/>
-                      </a:prstGeom>
-                      <a:ln>
-                        <a:noFill/>
-                      </a:ln>
-                      <a:extLst>
-                        <a:ext uri="{53640926-AAD7-44D8-BBD7-CCE9431645EC}">
-                          <a14:shadowObscured xmlns:a14="http://schemas.microsoft.com/office/drawing/2010/main"/>
-                        </a:ext>
-                      </a:extLst>
-                    </pic:spPr>
-                  </pic:pic>
-                </a:graphicData>
-              </a:graphic>
-            </wp:inline>
-          </w:drawing>
-        </w:r>
-      </w:ins>
-      <w:del w:id="193" w:author="Cindy Phan" w:date="2025-08-07T09:48:00Z" w16du:dateUtc="2025-08-07T16:48:00Z">
-        <w:r>
-          <w:rPr>
-            <w:sz w:val="24"/>
-            <w:szCs w:val="24"/>
-          </w:rPr>
-          <w:delText>Intended Father</w:delText>
-        </w:r>
-      </w:del>
+      <w:r>
+        <w:rPr>
+          <w:noProof/>
+          <w:sz w:val="24"/>
+          <w:szCs w:val="24"/>
+        </w:rPr>
+        <w:drawing>
+          <wp:inline distT="0" distB="0" distL="0" distR="0" wp14:anchorId="10789B54" wp14:editId="051C1EFC">
+            <wp:extent cx="2304070" cy="3891893"/>
+            <wp:effectExtent l="6350" t="0" r="1270" b="1270"/>
+            <wp:docPr id="1665200899" name="Picture 9"/>
+            <wp:cNvGraphicFramePr>
+              <a:graphicFrameLocks xmlns:a="http://schemas.openxmlformats.org/drawingml/2006/main" noChangeAspect="1"/>
+            </wp:cNvGraphicFramePr>
+            <a:graphic xmlns:a="http://schemas.openxmlformats.org/drawingml/2006/main">
+              <a:graphicData uri="http://schemas.openxmlformats.org/drawingml/2006/picture">
+                <pic:pic xmlns:pic="http://schemas.openxmlformats.org/drawingml/2006/picture">
+                  <pic:nvPicPr>
+                    <pic:cNvPr id="1665200899" name="Picture 1665200899"/>
+                    <pic:cNvPicPr/>
+                  </pic:nvPicPr>
+                  <pic:blipFill rotWithShape="1">
+                    <a:blip r:embed="rId16"/>
+                    <a:srcRect l="18322" t="3785" r="10767" b="6384"/>
+                    <a:stretch>
+                      <a:fillRect/>
+                    </a:stretch>
+                  </pic:blipFill>
+                  <pic:spPr bwMode="auto">
+                    <a:xfrm rot="16200000">
+                      <a:off x="0" y="0"/>
+                      <a:ext cx="2313787" cy="3908306"/>
+                    </a:xfrm>
+                    <a:prstGeom prst="rect">
+                      <a:avLst/>
+                    </a:prstGeom>
+                    <a:ln>
+                      <a:noFill/>
+                    </a:ln>
+                    <a:extLst>
+                      <a:ext uri="{53640926-AAD7-44D8-BBD7-CCE9431645EC}">
+                        <a14:shadowObscured xmlns:a14="http://schemas.microsoft.com/office/drawing/2010/main"/>
+                      </a:ext>
+                    </a:extLst>
+                  </pic:spPr>
+                </pic:pic>
+              </a:graphicData>
+            </a:graphic>
+          </wp:inline>
+        </w:drawing>
+      </w:r>
     </w:p>
     <w:sectPr>
       <w:headerReference w:type="default" r:id="rId17"/>

--- a/poa_template_1ip_3agent.docx
+++ b/poa_template_1ip_3agent.docx
@@ -1719,378 +1719,6 @@
           </wp:inline>
         </w:drawing>
       </w:r>
-    </w:p>
-    <w:p>
-      <w:pPr>
-        <w:spacing w:line="240" w:lineRule="auto"/>
-        <w:ind w:firstLine="720"/>
-        <w:rPr>
-          <w:noProof/>
-          <w:sz w:val="24"/>
-          <w:szCs w:val="24"/>
-          <w:lang w:eastAsia="zh-CN"/>
-        </w:rPr>
-      </w:pPr>
-    </w:p>
-    <w:p>
-      <w:pPr>
-        <w:spacing w:line="240" w:lineRule="auto"/>
-        <w:ind w:firstLine="720"/>
-        <w:rPr>
-          <w:noProof/>
-          <w:sz w:val="24"/>
-          <w:szCs w:val="24"/>
-          <w:lang w:eastAsia="zh-CN"/>
-        </w:rPr>
-      </w:pPr>
-    </w:p>
-    <w:p>
-      <w:pPr>
-        <w:spacing w:line="240" w:lineRule="auto"/>
-        <w:rPr>
-          <w:noProof/>
-          <w:sz w:val="24"/>
-          <w:szCs w:val="24"/>
-          <w:lang w:eastAsia="zh-CN"/>
-        </w:rPr>
-      </w:pPr>
-    </w:p>
-    <w:p>
-      <w:pPr>
-        <w:spacing w:line="240" w:lineRule="auto"/>
-        <w:rPr>
-          <w:noProof/>
-          <w:sz w:val="24"/>
-          <w:szCs w:val="24"/>
-          <w:lang w:eastAsia="zh-CN"/>
-        </w:rPr>
-      </w:pPr>
-    </w:p>
-    <w:p>
-      <w:pPr>
-        <w:spacing w:line="240" w:lineRule="auto"/>
-        <w:rPr>
-          <w:noProof/>
-          <w:sz w:val="24"/>
-          <w:szCs w:val="24"/>
-          <w:lang w:eastAsia="zh-CN"/>
-        </w:rPr>
-      </w:pPr>
-    </w:p>
-    <w:p>
-      <w:pPr>
-        <w:spacing w:line="240" w:lineRule="auto"/>
-        <w:rPr>
-          <w:noProof/>
-          <w:sz w:val="24"/>
-          <w:szCs w:val="24"/>
-          <w:lang w:eastAsia="zh-CN"/>
-        </w:rPr>
-      </w:pPr>
-    </w:p>
-    <w:p>
-      <w:pPr>
-        <w:spacing w:line="240" w:lineRule="auto"/>
-        <w:rPr>
-          <w:noProof/>
-          <w:sz w:val="24"/>
-          <w:szCs w:val="24"/>
-          <w:lang w:eastAsia="zh-CN"/>
-        </w:rPr>
-      </w:pPr>
-    </w:p>
-    <w:p>
-      <w:pPr>
-        <w:spacing w:line="240" w:lineRule="auto"/>
-        <w:rPr>
-          <w:noProof/>
-          <w:sz w:val="24"/>
-          <w:szCs w:val="24"/>
-          <w:lang w:eastAsia="zh-CN"/>
-        </w:rPr>
-      </w:pPr>
-    </w:p>
-    <w:p>
-      <w:pPr>
-        <w:spacing w:line="240" w:lineRule="auto"/>
-        <w:rPr>
-          <w:noProof/>
-          <w:sz w:val="24"/>
-          <w:szCs w:val="24"/>
-          <w:lang w:eastAsia="zh-CN"/>
-        </w:rPr>
-      </w:pPr>
-    </w:p>
-    <w:p>
-      <w:pPr>
-        <w:spacing w:line="240" w:lineRule="auto"/>
-        <w:rPr>
-          <w:noProof/>
-          <w:sz w:val="24"/>
-          <w:szCs w:val="24"/>
-          <w:lang w:eastAsia="zh-CN"/>
-        </w:rPr>
-      </w:pPr>
-    </w:p>
-    <w:p>
-      <w:pPr>
-        <w:spacing w:line="240" w:lineRule="auto"/>
-        <w:rPr>
-          <w:noProof/>
-          <w:sz w:val="24"/>
-          <w:szCs w:val="24"/>
-          <w:lang w:eastAsia="zh-CN"/>
-        </w:rPr>
-      </w:pPr>
-    </w:p>
-    <w:p>
-      <w:pPr>
-        <w:spacing w:line="240" w:lineRule="auto"/>
-        <w:rPr>
-          <w:noProof/>
-          <w:sz w:val="24"/>
-          <w:szCs w:val="24"/>
-          <w:lang w:eastAsia="zh-CN"/>
-        </w:rPr>
-      </w:pPr>
-    </w:p>
-    <w:p>
-      <w:pPr>
-        <w:spacing w:line="240" w:lineRule="auto"/>
-        <w:rPr>
-          <w:noProof/>
-          <w:sz w:val="24"/>
-          <w:szCs w:val="24"/>
-          <w:lang w:eastAsia="zh-CN"/>
-        </w:rPr>
-      </w:pPr>
-    </w:p>
-    <w:p>
-      <w:pPr>
-        <w:spacing w:line="240" w:lineRule="auto"/>
-        <w:ind w:firstLine="720"/>
-        <w:rPr>
-          <w:noProof/>
-          <w:sz w:val="24"/>
-          <w:szCs w:val="24"/>
-          <w:lang w:eastAsia="zh-CN"/>
-        </w:rPr>
-      </w:pPr>
-    </w:p>
-    <w:p>
-      <w:pPr>
-        <w:spacing w:line="240" w:lineRule="auto"/>
-        <w:ind w:firstLine="720"/>
-        <w:rPr>
-          <w:noProof/>
-          <w:sz w:val="24"/>
-          <w:szCs w:val="24"/>
-          <w:lang w:eastAsia="zh-CN"/>
-        </w:rPr>
-      </w:pPr>
-    </w:p>
-    <w:p>
-      <w:pPr>
-        <w:spacing w:line="240" w:lineRule="auto"/>
-        <w:rPr>
-          <w:noProof/>
-          <w:sz w:val="24"/>
-          <w:szCs w:val="24"/>
-          <w:lang w:eastAsia="zh-CN"/>
-        </w:rPr>
-      </w:pPr>
-    </w:p>
-    <w:p>
-      <w:pPr>
-        <w:spacing w:line="240" w:lineRule="auto"/>
-        <w:ind w:firstLine="720"/>
-        <w:rPr>
-          <w:noProof/>
-          <w:sz w:val="24"/>
-          <w:szCs w:val="24"/>
-          <w:lang w:eastAsia="zh-CN"/>
-        </w:rPr>
-      </w:pPr>
-    </w:p>
-    <w:p>
-      <w:pPr>
-        <w:spacing w:line="240" w:lineRule="auto"/>
-        <w:ind w:firstLine="720"/>
-        <w:rPr>
-          <w:noProof/>
-          <w:sz w:val="24"/>
-          <w:szCs w:val="24"/>
-          <w:lang w:eastAsia="zh-CN"/>
-        </w:rPr>
-      </w:pPr>
-    </w:p>
-    <w:p>
-      <w:pPr>
-        <w:spacing w:line="240" w:lineRule="auto"/>
-        <w:ind w:firstLine="720"/>
-        <w:rPr>
-          <w:noProof/>
-          <w:sz w:val="24"/>
-          <w:szCs w:val="24"/>
-          <w:lang w:eastAsia="zh-CN"/>
-        </w:rPr>
-      </w:pPr>
-    </w:p>
-    <w:p>
-      <w:pPr>
-        <w:spacing w:line="240" w:lineRule="auto"/>
-        <w:ind w:firstLine="720"/>
-        <w:rPr>
-          <w:noProof/>
-          <w:sz w:val="24"/>
-          <w:szCs w:val="24"/>
-          <w:lang w:eastAsia="zh-CN"/>
-        </w:rPr>
-      </w:pPr>
-    </w:p>
-    <w:p>
-      <w:pPr>
-        <w:spacing w:line="240" w:lineRule="auto"/>
-        <w:ind w:firstLine="720"/>
-        <w:rPr>
-          <w:noProof/>
-          <w:sz w:val="24"/>
-          <w:szCs w:val="24"/>
-          <w:lang w:eastAsia="zh-CN"/>
-        </w:rPr>
-      </w:pPr>
-    </w:p>
-    <w:p>
-      <w:pPr>
-        <w:spacing w:line="240" w:lineRule="auto"/>
-        <w:ind w:firstLine="720"/>
-        <w:rPr>
-          <w:noProof/>
-          <w:sz w:val="24"/>
-          <w:szCs w:val="24"/>
-          <w:lang w:eastAsia="zh-CN"/>
-        </w:rPr>
-      </w:pPr>
-    </w:p>
-    <w:p>
-      <w:pPr>
-        <w:spacing w:line="240" w:lineRule="auto"/>
-        <w:ind w:firstLine="720"/>
-        <w:rPr>
-          <w:noProof/>
-          <w:sz w:val="24"/>
-          <w:szCs w:val="24"/>
-          <w:lang w:eastAsia="zh-CN"/>
-        </w:rPr>
-      </w:pPr>
-    </w:p>
-    <w:p>
-      <w:pPr>
-        <w:spacing w:line="240" w:lineRule="auto"/>
-        <w:ind w:firstLine="720"/>
-        <w:rPr>
-          <w:noProof/>
-          <w:sz w:val="24"/>
-          <w:szCs w:val="24"/>
-          <w:lang w:eastAsia="zh-CN"/>
-        </w:rPr>
-      </w:pPr>
-    </w:p>
-    <w:p>
-      <w:pPr>
-        <w:spacing w:line="240" w:lineRule="auto"/>
-        <w:ind w:firstLine="720"/>
-        <w:rPr>
-          <w:noProof/>
-          <w:sz w:val="24"/>
-          <w:szCs w:val="24"/>
-          <w:lang w:eastAsia="zh-CN"/>
-        </w:rPr>
-      </w:pPr>
-    </w:p>
-    <w:p>
-      <w:pPr>
-        <w:spacing w:line="240" w:lineRule="auto"/>
-        <w:ind w:firstLine="720"/>
-        <w:rPr>
-          <w:noProof/>
-          <w:sz w:val="24"/>
-          <w:szCs w:val="24"/>
-          <w:lang w:eastAsia="zh-CN"/>
-        </w:rPr>
-      </w:pPr>
-    </w:p>
-    <w:p>
-      <w:pPr>
-        <w:spacing w:line="240" w:lineRule="auto"/>
-        <w:ind w:firstLine="720"/>
-        <w:rPr>
-          <w:noProof/>
-          <w:sz w:val="24"/>
-          <w:szCs w:val="24"/>
-          <w:lang w:eastAsia="zh-CN"/>
-        </w:rPr>
-      </w:pPr>
-    </w:p>
-    <w:p>
-      <w:pPr>
-        <w:spacing w:line="240" w:lineRule="auto"/>
-        <w:ind w:firstLine="720"/>
-        <w:rPr>
-          <w:noProof/>
-          <w:sz w:val="24"/>
-          <w:szCs w:val="24"/>
-          <w:lang w:eastAsia="zh-CN"/>
-        </w:rPr>
-      </w:pPr>
-    </w:p>
-    <w:p>
-      <w:pPr>
-        <w:spacing w:line="240" w:lineRule="auto"/>
-        <w:ind w:firstLine="720"/>
-        <w:rPr>
-          <w:noProof/>
-          <w:sz w:val="24"/>
-          <w:szCs w:val="24"/>
-          <w:lang w:eastAsia="zh-CN"/>
-        </w:rPr>
-      </w:pPr>
-    </w:p>
-    <w:p>
-      <w:pPr>
-        <w:spacing w:line="240" w:lineRule="auto"/>
-        <w:ind w:firstLine="720"/>
-        <w:rPr>
-          <w:noProof/>
-          <w:sz w:val="24"/>
-          <w:szCs w:val="24"/>
-          <w:lang w:eastAsia="zh-CN"/>
-        </w:rPr>
-      </w:pPr>
-    </w:p>
-    <w:p>
-      <w:pPr>
-        <w:spacing w:line="240" w:lineRule="auto"/>
-        <w:ind w:firstLine="720"/>
-        <w:rPr>
-          <w:noProof/>
-          <w:sz w:val="24"/>
-          <w:szCs w:val="24"/>
-          <w:lang w:eastAsia="zh-CN"/>
-        </w:rPr>
-      </w:pPr>
-    </w:p>
-    <w:p>
-      <w:pPr>
-        <w:spacing w:line="240" w:lineRule="auto"/>
-        <w:ind w:firstLine="720"/>
-        <w:rPr>
-          <w:noProof/>
-          <w:sz w:val="24"/>
-          <w:szCs w:val="24"/>
-          <w:lang w:eastAsia="zh-CN"/>
-        </w:rPr>
-      </w:pPr>
     </w:p>
     <w:p>
       <w:pPr>

--- a/poa_template_1ip_3agent.docx
+++ b/poa_template_1ip_3agent.docx
@@ -842,17 +842,9 @@
         <mc:AlternateContent>
           <mc:Choice Requires="wps">
             <w:drawing>
-              <wp:anchor distT="45720" distB="45720" distL="114300" distR="114300" simplePos="0" relativeHeight="251658240" behindDoc="0" locked="0" layoutInCell="1" allowOverlap="1" wp14:anchorId="38DA0D5C" wp14:editId="61352CF6">
-                <wp:simplePos x="0" y="0"/>
-                <wp:positionH relativeFrom="margin">
-                  <wp:align>center</wp:align>
-                </wp:positionH>
-                <wp:positionV relativeFrom="paragraph">
-                  <wp:posOffset>311150</wp:posOffset>
-                </wp:positionV>
+              <wp:inline distT="0" distB="0" distL="114300" distR="114300">
                 <wp:extent cx="5699760" cy="769620"/>
                 <wp:effectExtent l="9525" t="6350" r="5715" b="8255"/>
-                <wp:wrapSquare wrapText="bothSides"/>
                 <wp:docPr id="139423568" name="Text Box 5"/>
                 <wp:cNvGraphicFramePr>
                   <a:graphicFrameLocks xmlns:a="http://schemas.openxmlformats.org/drawingml/2006/main"/>
@@ -908,13 +900,7 @@
                     </wps:wsp>
                   </a:graphicData>
                 </a:graphic>
-                <wp14:sizeRelH relativeFrom="margin">
-                  <wp14:pctWidth>0</wp14:pctWidth>
-                </wp14:sizeRelH>
-                <wp14:sizeRelV relativeFrom="margin">
-                  <wp14:pctHeight>20000</wp14:pctHeight>
-                </wp14:sizeRelV>
-              </wp:anchor>
+              </wp:inline>
             </w:drawing>
           </mc:Choice>
           <mc:Fallback>

--- a/poa_template_1ip_3agent.docx
+++ b/poa_template_1ip_3agent.docx
@@ -1500,42 +1500,9 @@
           <w:lang w:eastAsia="zh-CN"/>
         </w:rPr>
       </w:pPr>
-    </w:p>
-    <w:p>
-      <w:pPr>
-        <w:spacing w:line="240" w:lineRule="auto"/>
-        <w:ind w:firstLine="720"/>
-        <w:rPr>
-          <w:noProof/>
-          <w:sz w:val="24"/>
-          <w:szCs w:val="24"/>
-          <w:lang w:eastAsia="zh-CN"/>
-        </w:rPr>
-      </w:pPr>
-    </w:p>
-    <w:p>
-      <w:pPr>
-        <w:spacing w:line="240" w:lineRule="auto"/>
-        <w:ind w:firstLine="720"/>
-        <w:rPr>
-          <w:noProof/>
-          <w:sz w:val="24"/>
-          <w:szCs w:val="24"/>
-          <w:lang w:eastAsia="zh-CN"/>
-        </w:rPr>
-      </w:pPr>
-    </w:p>
-    <w:p>
-      <w:pPr>
-        <w:spacing w:line="240" w:lineRule="auto"/>
-        <w:ind w:firstLine="720"/>
-        <w:rPr>
-          <w:noProof/>
-          <w:sz w:val="24"/>
-          <w:szCs w:val="24"/>
-          <w:lang w:eastAsia="zh-CN"/>
-        </w:rPr>
-      </w:pPr>
+      <w:r>
+        <w:br w:type="page"/>
+      </w:r>
     </w:p>
     <w:p>
       <w:pPr>
@@ -1729,6 +1696,11 @@
           <w:szCs w:val="24"/>
         </w:rPr>
         <w:t>Intended Father</w:t>
+      </w:r>
+    </w:p>
+    <w:p>
+      <w:r>
+        <w:br w:type="page"/>
       </w:r>
     </w:p>
     <w:p>

--- a/poa_template_1ip_3agent.docx
+++ b/poa_template_1ip_3agent.docx
@@ -842,9 +842,17 @@
         <mc:AlternateContent>
           <mc:Choice Requires="wps">
             <w:drawing>
-              <wp:inline distT="0" distB="0" distL="114300" distR="114300">
+              <wp:anchor distT="45720" distB="45720" distL="114300" distR="114300" simplePos="0" relativeHeight="251658240" behindDoc="0" locked="0" layoutInCell="1" allowOverlap="1" wp14:anchorId="38DA0D5C" wp14:editId="61352CF6">
+                <wp:simplePos x="0" y="0"/>
+                <wp:positionH relativeFrom="margin">
+                  <wp:align>center</wp:align>
+                </wp:positionH>
+                <wp:positionV relativeFrom="paragraph">
+                  <wp:posOffset>311150</wp:posOffset>
+                </wp:positionV>
                 <wp:extent cx="5699760" cy="769620"/>
                 <wp:effectExtent l="9525" t="6350" r="5715" b="8255"/>
+                <wp:wrapSquare wrapText="bothSides"/>
                 <wp:docPr id="139423568" name="Text Box 5"/>
                 <wp:cNvGraphicFramePr>
                   <a:graphicFrameLocks xmlns:a="http://schemas.openxmlformats.org/drawingml/2006/main"/>
@@ -900,7 +908,13 @@
                     </wps:wsp>
                   </a:graphicData>
                 </a:graphic>
-              </wp:inline>
+                <wp14:sizeRelH relativeFrom="margin">
+                  <wp14:pctWidth>0</wp14:pctWidth>
+                </wp14:sizeRelH>
+                <wp14:sizeRelV relativeFrom="margin">
+                  <wp14:pctHeight>20000</wp14:pctHeight>
+                </wp14:sizeRelV>
+              </wp:anchor>
             </w:drawing>
           </mc:Choice>
           <mc:Fallback>

--- a/poa_template_1ip_3agent.docx
+++ b/poa_template_1ip_3agent.docx
@@ -1514,9 +1514,42 @@
           <w:lang w:eastAsia="zh-CN"/>
         </w:rPr>
       </w:pPr>
-      <w:r>
-        <w:br w:type="page"/>
-      </w:r>
+    </w:p>
+    <w:p>
+      <w:pPr>
+        <w:spacing w:line="240" w:lineRule="auto"/>
+        <w:ind w:firstLine="720"/>
+        <w:rPr>
+          <w:noProof/>
+          <w:sz w:val="24"/>
+          <w:szCs w:val="24"/>
+          <w:lang w:eastAsia="zh-CN"/>
+        </w:rPr>
+      </w:pPr>
+    </w:p>
+    <w:p>
+      <w:pPr>
+        <w:spacing w:line="240" w:lineRule="auto"/>
+        <w:ind w:firstLine="720"/>
+        <w:rPr>
+          <w:noProof/>
+          <w:sz w:val="24"/>
+          <w:szCs w:val="24"/>
+          <w:lang w:eastAsia="zh-CN"/>
+        </w:rPr>
+      </w:pPr>
+    </w:p>
+    <w:p>
+      <w:pPr>
+        <w:spacing w:line="240" w:lineRule="auto"/>
+        <w:ind w:firstLine="720"/>
+        <w:rPr>
+          <w:noProof/>
+          <w:sz w:val="24"/>
+          <w:szCs w:val="24"/>
+          <w:lang w:eastAsia="zh-CN"/>
+        </w:rPr>
+      </w:pPr>
     </w:p>
     <w:p>
       <w:pPr>
@@ -1690,6 +1723,378 @@
     <w:p>
       <w:pPr>
         <w:spacing w:line="240" w:lineRule="auto"/>
+        <w:ind w:firstLine="720"/>
+        <w:rPr>
+          <w:noProof/>
+          <w:sz w:val="24"/>
+          <w:szCs w:val="24"/>
+          <w:lang w:eastAsia="zh-CN"/>
+        </w:rPr>
+      </w:pPr>
+    </w:p>
+    <w:p>
+      <w:pPr>
+        <w:spacing w:line="240" w:lineRule="auto"/>
+        <w:ind w:firstLine="720"/>
+        <w:rPr>
+          <w:noProof/>
+          <w:sz w:val="24"/>
+          <w:szCs w:val="24"/>
+          <w:lang w:eastAsia="zh-CN"/>
+        </w:rPr>
+      </w:pPr>
+    </w:p>
+    <w:p>
+      <w:pPr>
+        <w:spacing w:line="240" w:lineRule="auto"/>
+        <w:rPr>
+          <w:noProof/>
+          <w:sz w:val="24"/>
+          <w:szCs w:val="24"/>
+          <w:lang w:eastAsia="zh-CN"/>
+        </w:rPr>
+      </w:pPr>
+    </w:p>
+    <w:p>
+      <w:pPr>
+        <w:spacing w:line="240" w:lineRule="auto"/>
+        <w:rPr>
+          <w:noProof/>
+          <w:sz w:val="24"/>
+          <w:szCs w:val="24"/>
+          <w:lang w:eastAsia="zh-CN"/>
+        </w:rPr>
+      </w:pPr>
+    </w:p>
+    <w:p>
+      <w:pPr>
+        <w:spacing w:line="240" w:lineRule="auto"/>
+        <w:rPr>
+          <w:noProof/>
+          <w:sz w:val="24"/>
+          <w:szCs w:val="24"/>
+          <w:lang w:eastAsia="zh-CN"/>
+        </w:rPr>
+      </w:pPr>
+    </w:p>
+    <w:p>
+      <w:pPr>
+        <w:spacing w:line="240" w:lineRule="auto"/>
+        <w:rPr>
+          <w:noProof/>
+          <w:sz w:val="24"/>
+          <w:szCs w:val="24"/>
+          <w:lang w:eastAsia="zh-CN"/>
+        </w:rPr>
+      </w:pPr>
+    </w:p>
+    <w:p>
+      <w:pPr>
+        <w:spacing w:line="240" w:lineRule="auto"/>
+        <w:rPr>
+          <w:noProof/>
+          <w:sz w:val="24"/>
+          <w:szCs w:val="24"/>
+          <w:lang w:eastAsia="zh-CN"/>
+        </w:rPr>
+      </w:pPr>
+    </w:p>
+    <w:p>
+      <w:pPr>
+        <w:spacing w:line="240" w:lineRule="auto"/>
+        <w:rPr>
+          <w:noProof/>
+          <w:sz w:val="24"/>
+          <w:szCs w:val="24"/>
+          <w:lang w:eastAsia="zh-CN"/>
+        </w:rPr>
+      </w:pPr>
+    </w:p>
+    <w:p>
+      <w:pPr>
+        <w:spacing w:line="240" w:lineRule="auto"/>
+        <w:rPr>
+          <w:noProof/>
+          <w:sz w:val="24"/>
+          <w:szCs w:val="24"/>
+          <w:lang w:eastAsia="zh-CN"/>
+        </w:rPr>
+      </w:pPr>
+    </w:p>
+    <w:p>
+      <w:pPr>
+        <w:spacing w:line="240" w:lineRule="auto"/>
+        <w:rPr>
+          <w:noProof/>
+          <w:sz w:val="24"/>
+          <w:szCs w:val="24"/>
+          <w:lang w:eastAsia="zh-CN"/>
+        </w:rPr>
+      </w:pPr>
+    </w:p>
+    <w:p>
+      <w:pPr>
+        <w:spacing w:line="240" w:lineRule="auto"/>
+        <w:rPr>
+          <w:noProof/>
+          <w:sz w:val="24"/>
+          <w:szCs w:val="24"/>
+          <w:lang w:eastAsia="zh-CN"/>
+        </w:rPr>
+      </w:pPr>
+    </w:p>
+    <w:p>
+      <w:pPr>
+        <w:spacing w:line="240" w:lineRule="auto"/>
+        <w:rPr>
+          <w:noProof/>
+          <w:sz w:val="24"/>
+          <w:szCs w:val="24"/>
+          <w:lang w:eastAsia="zh-CN"/>
+        </w:rPr>
+      </w:pPr>
+    </w:p>
+    <w:p>
+      <w:pPr>
+        <w:spacing w:line="240" w:lineRule="auto"/>
+        <w:rPr>
+          <w:noProof/>
+          <w:sz w:val="24"/>
+          <w:szCs w:val="24"/>
+          <w:lang w:eastAsia="zh-CN"/>
+        </w:rPr>
+      </w:pPr>
+    </w:p>
+    <w:p>
+      <w:pPr>
+        <w:spacing w:line="240" w:lineRule="auto"/>
+        <w:ind w:firstLine="720"/>
+        <w:rPr>
+          <w:noProof/>
+          <w:sz w:val="24"/>
+          <w:szCs w:val="24"/>
+          <w:lang w:eastAsia="zh-CN"/>
+        </w:rPr>
+      </w:pPr>
+    </w:p>
+    <w:p>
+      <w:pPr>
+        <w:spacing w:line="240" w:lineRule="auto"/>
+        <w:ind w:firstLine="720"/>
+        <w:rPr>
+          <w:noProof/>
+          <w:sz w:val="24"/>
+          <w:szCs w:val="24"/>
+          <w:lang w:eastAsia="zh-CN"/>
+        </w:rPr>
+      </w:pPr>
+    </w:p>
+    <w:p>
+      <w:pPr>
+        <w:spacing w:line="240" w:lineRule="auto"/>
+        <w:rPr>
+          <w:noProof/>
+          <w:sz w:val="24"/>
+          <w:szCs w:val="24"/>
+          <w:lang w:eastAsia="zh-CN"/>
+        </w:rPr>
+      </w:pPr>
+    </w:p>
+    <w:p>
+      <w:pPr>
+        <w:spacing w:line="240" w:lineRule="auto"/>
+        <w:ind w:firstLine="720"/>
+        <w:rPr>
+          <w:noProof/>
+          <w:sz w:val="24"/>
+          <w:szCs w:val="24"/>
+          <w:lang w:eastAsia="zh-CN"/>
+        </w:rPr>
+      </w:pPr>
+    </w:p>
+    <w:p>
+      <w:pPr>
+        <w:spacing w:line="240" w:lineRule="auto"/>
+        <w:ind w:firstLine="720"/>
+        <w:rPr>
+          <w:noProof/>
+          <w:sz w:val="24"/>
+          <w:szCs w:val="24"/>
+          <w:lang w:eastAsia="zh-CN"/>
+        </w:rPr>
+      </w:pPr>
+    </w:p>
+    <w:p>
+      <w:pPr>
+        <w:spacing w:line="240" w:lineRule="auto"/>
+        <w:ind w:firstLine="720"/>
+        <w:rPr>
+          <w:noProof/>
+          <w:sz w:val="24"/>
+          <w:szCs w:val="24"/>
+          <w:lang w:eastAsia="zh-CN"/>
+        </w:rPr>
+      </w:pPr>
+    </w:p>
+    <w:p>
+      <w:pPr>
+        <w:spacing w:line="240" w:lineRule="auto"/>
+        <w:ind w:firstLine="720"/>
+        <w:rPr>
+          <w:noProof/>
+          <w:sz w:val="24"/>
+          <w:szCs w:val="24"/>
+          <w:lang w:eastAsia="zh-CN"/>
+        </w:rPr>
+      </w:pPr>
+    </w:p>
+    <w:p>
+      <w:pPr>
+        <w:spacing w:line="240" w:lineRule="auto"/>
+        <w:ind w:firstLine="720"/>
+        <w:rPr>
+          <w:noProof/>
+          <w:sz w:val="24"/>
+          <w:szCs w:val="24"/>
+          <w:lang w:eastAsia="zh-CN"/>
+        </w:rPr>
+      </w:pPr>
+    </w:p>
+    <w:p>
+      <w:pPr>
+        <w:spacing w:line="240" w:lineRule="auto"/>
+        <w:ind w:firstLine="720"/>
+        <w:rPr>
+          <w:noProof/>
+          <w:sz w:val="24"/>
+          <w:szCs w:val="24"/>
+          <w:lang w:eastAsia="zh-CN"/>
+        </w:rPr>
+      </w:pPr>
+    </w:p>
+    <w:p>
+      <w:pPr>
+        <w:spacing w:line="240" w:lineRule="auto"/>
+        <w:ind w:firstLine="720"/>
+        <w:rPr>
+          <w:noProof/>
+          <w:sz w:val="24"/>
+          <w:szCs w:val="24"/>
+          <w:lang w:eastAsia="zh-CN"/>
+        </w:rPr>
+      </w:pPr>
+    </w:p>
+    <w:p>
+      <w:pPr>
+        <w:spacing w:line="240" w:lineRule="auto"/>
+        <w:ind w:firstLine="720"/>
+        <w:rPr>
+          <w:noProof/>
+          <w:sz w:val="24"/>
+          <w:szCs w:val="24"/>
+          <w:lang w:eastAsia="zh-CN"/>
+        </w:rPr>
+      </w:pPr>
+    </w:p>
+    <w:p>
+      <w:pPr>
+        <w:spacing w:line="240" w:lineRule="auto"/>
+        <w:ind w:firstLine="720"/>
+        <w:rPr>
+          <w:noProof/>
+          <w:sz w:val="24"/>
+          <w:szCs w:val="24"/>
+          <w:lang w:eastAsia="zh-CN"/>
+        </w:rPr>
+      </w:pPr>
+    </w:p>
+    <w:p>
+      <w:pPr>
+        <w:spacing w:line="240" w:lineRule="auto"/>
+        <w:ind w:firstLine="720"/>
+        <w:rPr>
+          <w:noProof/>
+          <w:sz w:val="24"/>
+          <w:szCs w:val="24"/>
+          <w:lang w:eastAsia="zh-CN"/>
+        </w:rPr>
+      </w:pPr>
+    </w:p>
+    <w:p>
+      <w:pPr>
+        <w:spacing w:line="240" w:lineRule="auto"/>
+        <w:ind w:firstLine="720"/>
+        <w:rPr>
+          <w:noProof/>
+          <w:sz w:val="24"/>
+          <w:szCs w:val="24"/>
+          <w:lang w:eastAsia="zh-CN"/>
+        </w:rPr>
+      </w:pPr>
+    </w:p>
+    <w:p>
+      <w:pPr>
+        <w:spacing w:line="240" w:lineRule="auto"/>
+        <w:ind w:firstLine="720"/>
+        <w:rPr>
+          <w:noProof/>
+          <w:sz w:val="24"/>
+          <w:szCs w:val="24"/>
+          <w:lang w:eastAsia="zh-CN"/>
+        </w:rPr>
+      </w:pPr>
+    </w:p>
+    <w:p>
+      <w:pPr>
+        <w:spacing w:line="240" w:lineRule="auto"/>
+        <w:ind w:firstLine="720"/>
+        <w:rPr>
+          <w:noProof/>
+          <w:sz w:val="24"/>
+          <w:szCs w:val="24"/>
+          <w:lang w:eastAsia="zh-CN"/>
+        </w:rPr>
+      </w:pPr>
+    </w:p>
+    <w:p>
+      <w:pPr>
+        <w:spacing w:line="240" w:lineRule="auto"/>
+        <w:ind w:firstLine="720"/>
+        <w:rPr>
+          <w:noProof/>
+          <w:sz w:val="24"/>
+          <w:szCs w:val="24"/>
+          <w:lang w:eastAsia="zh-CN"/>
+        </w:rPr>
+      </w:pPr>
+    </w:p>
+    <w:p>
+      <w:pPr>
+        <w:spacing w:line="240" w:lineRule="auto"/>
+        <w:ind w:firstLine="720"/>
+        <w:rPr>
+          <w:noProof/>
+          <w:sz w:val="24"/>
+          <w:szCs w:val="24"/>
+          <w:lang w:eastAsia="zh-CN"/>
+        </w:rPr>
+      </w:pPr>
+    </w:p>
+    <w:p>
+      <w:pPr>
+        <w:spacing w:line="240" w:lineRule="auto"/>
+        <w:ind w:firstLine="720"/>
+        <w:rPr>
+          <w:noProof/>
+          <w:sz w:val="24"/>
+          <w:szCs w:val="24"/>
+          <w:lang w:eastAsia="zh-CN"/>
+        </w:rPr>
+      </w:pPr>
+    </w:p>
+    <w:p>
+      <w:pPr>
+        <w:spacing w:line="240" w:lineRule="auto"/>
         <w:rPr>
           <w:noProof/>
           <w:sz w:val="24"/>
@@ -1710,11 +2115,6 @@
           <w:szCs w:val="24"/>
         </w:rPr>
         <w:t>Intended Father</w:t>
-      </w:r>
-    </w:p>
-    <w:p>
-      <w:r>
-        <w:br w:type="page"/>
       </w:r>
     </w:p>
     <w:p>

--- a/poa_template_1ip_3agent.docx
+++ b/poa_template_1ip_3agent.docx
@@ -1561,6 +1561,8 @@
           <w:szCs w:val="24"/>
           <w:lang w:eastAsia="zh-CN"/>
         </w:rPr>
+        <w:jc w:val="center"/>
+        <w:pageBreakBefore/>
       </w:pPr>
       <w:r>
         <w:rPr>
@@ -1723,378 +1725,6 @@
     <w:p>
       <w:pPr>
         <w:spacing w:line="240" w:lineRule="auto"/>
-        <w:ind w:firstLine="720"/>
-        <w:rPr>
-          <w:noProof/>
-          <w:sz w:val="24"/>
-          <w:szCs w:val="24"/>
-          <w:lang w:eastAsia="zh-CN"/>
-        </w:rPr>
-      </w:pPr>
-    </w:p>
-    <w:p>
-      <w:pPr>
-        <w:spacing w:line="240" w:lineRule="auto"/>
-        <w:ind w:firstLine="720"/>
-        <w:rPr>
-          <w:noProof/>
-          <w:sz w:val="24"/>
-          <w:szCs w:val="24"/>
-          <w:lang w:eastAsia="zh-CN"/>
-        </w:rPr>
-      </w:pPr>
-    </w:p>
-    <w:p>
-      <w:pPr>
-        <w:spacing w:line="240" w:lineRule="auto"/>
-        <w:rPr>
-          <w:noProof/>
-          <w:sz w:val="24"/>
-          <w:szCs w:val="24"/>
-          <w:lang w:eastAsia="zh-CN"/>
-        </w:rPr>
-      </w:pPr>
-    </w:p>
-    <w:p>
-      <w:pPr>
-        <w:spacing w:line="240" w:lineRule="auto"/>
-        <w:rPr>
-          <w:noProof/>
-          <w:sz w:val="24"/>
-          <w:szCs w:val="24"/>
-          <w:lang w:eastAsia="zh-CN"/>
-        </w:rPr>
-      </w:pPr>
-    </w:p>
-    <w:p>
-      <w:pPr>
-        <w:spacing w:line="240" w:lineRule="auto"/>
-        <w:rPr>
-          <w:noProof/>
-          <w:sz w:val="24"/>
-          <w:szCs w:val="24"/>
-          <w:lang w:eastAsia="zh-CN"/>
-        </w:rPr>
-      </w:pPr>
-    </w:p>
-    <w:p>
-      <w:pPr>
-        <w:spacing w:line="240" w:lineRule="auto"/>
-        <w:rPr>
-          <w:noProof/>
-          <w:sz w:val="24"/>
-          <w:szCs w:val="24"/>
-          <w:lang w:eastAsia="zh-CN"/>
-        </w:rPr>
-      </w:pPr>
-    </w:p>
-    <w:p>
-      <w:pPr>
-        <w:spacing w:line="240" w:lineRule="auto"/>
-        <w:rPr>
-          <w:noProof/>
-          <w:sz w:val="24"/>
-          <w:szCs w:val="24"/>
-          <w:lang w:eastAsia="zh-CN"/>
-        </w:rPr>
-      </w:pPr>
-    </w:p>
-    <w:p>
-      <w:pPr>
-        <w:spacing w:line="240" w:lineRule="auto"/>
-        <w:rPr>
-          <w:noProof/>
-          <w:sz w:val="24"/>
-          <w:szCs w:val="24"/>
-          <w:lang w:eastAsia="zh-CN"/>
-        </w:rPr>
-      </w:pPr>
-    </w:p>
-    <w:p>
-      <w:pPr>
-        <w:spacing w:line="240" w:lineRule="auto"/>
-        <w:rPr>
-          <w:noProof/>
-          <w:sz w:val="24"/>
-          <w:szCs w:val="24"/>
-          <w:lang w:eastAsia="zh-CN"/>
-        </w:rPr>
-      </w:pPr>
-    </w:p>
-    <w:p>
-      <w:pPr>
-        <w:spacing w:line="240" w:lineRule="auto"/>
-        <w:rPr>
-          <w:noProof/>
-          <w:sz w:val="24"/>
-          <w:szCs w:val="24"/>
-          <w:lang w:eastAsia="zh-CN"/>
-        </w:rPr>
-      </w:pPr>
-    </w:p>
-    <w:p>
-      <w:pPr>
-        <w:spacing w:line="240" w:lineRule="auto"/>
-        <w:rPr>
-          <w:noProof/>
-          <w:sz w:val="24"/>
-          <w:szCs w:val="24"/>
-          <w:lang w:eastAsia="zh-CN"/>
-        </w:rPr>
-      </w:pPr>
-    </w:p>
-    <w:p>
-      <w:pPr>
-        <w:spacing w:line="240" w:lineRule="auto"/>
-        <w:rPr>
-          <w:noProof/>
-          <w:sz w:val="24"/>
-          <w:szCs w:val="24"/>
-          <w:lang w:eastAsia="zh-CN"/>
-        </w:rPr>
-      </w:pPr>
-    </w:p>
-    <w:p>
-      <w:pPr>
-        <w:spacing w:line="240" w:lineRule="auto"/>
-        <w:rPr>
-          <w:noProof/>
-          <w:sz w:val="24"/>
-          <w:szCs w:val="24"/>
-          <w:lang w:eastAsia="zh-CN"/>
-        </w:rPr>
-      </w:pPr>
-    </w:p>
-    <w:p>
-      <w:pPr>
-        <w:spacing w:line="240" w:lineRule="auto"/>
-        <w:ind w:firstLine="720"/>
-        <w:rPr>
-          <w:noProof/>
-          <w:sz w:val="24"/>
-          <w:szCs w:val="24"/>
-          <w:lang w:eastAsia="zh-CN"/>
-        </w:rPr>
-      </w:pPr>
-    </w:p>
-    <w:p>
-      <w:pPr>
-        <w:spacing w:line="240" w:lineRule="auto"/>
-        <w:ind w:firstLine="720"/>
-        <w:rPr>
-          <w:noProof/>
-          <w:sz w:val="24"/>
-          <w:szCs w:val="24"/>
-          <w:lang w:eastAsia="zh-CN"/>
-        </w:rPr>
-      </w:pPr>
-    </w:p>
-    <w:p>
-      <w:pPr>
-        <w:spacing w:line="240" w:lineRule="auto"/>
-        <w:rPr>
-          <w:noProof/>
-          <w:sz w:val="24"/>
-          <w:szCs w:val="24"/>
-          <w:lang w:eastAsia="zh-CN"/>
-        </w:rPr>
-      </w:pPr>
-    </w:p>
-    <w:p>
-      <w:pPr>
-        <w:spacing w:line="240" w:lineRule="auto"/>
-        <w:ind w:firstLine="720"/>
-        <w:rPr>
-          <w:noProof/>
-          <w:sz w:val="24"/>
-          <w:szCs w:val="24"/>
-          <w:lang w:eastAsia="zh-CN"/>
-        </w:rPr>
-      </w:pPr>
-    </w:p>
-    <w:p>
-      <w:pPr>
-        <w:spacing w:line="240" w:lineRule="auto"/>
-        <w:ind w:firstLine="720"/>
-        <w:rPr>
-          <w:noProof/>
-          <w:sz w:val="24"/>
-          <w:szCs w:val="24"/>
-          <w:lang w:eastAsia="zh-CN"/>
-        </w:rPr>
-      </w:pPr>
-    </w:p>
-    <w:p>
-      <w:pPr>
-        <w:spacing w:line="240" w:lineRule="auto"/>
-        <w:ind w:firstLine="720"/>
-        <w:rPr>
-          <w:noProof/>
-          <w:sz w:val="24"/>
-          <w:szCs w:val="24"/>
-          <w:lang w:eastAsia="zh-CN"/>
-        </w:rPr>
-      </w:pPr>
-    </w:p>
-    <w:p>
-      <w:pPr>
-        <w:spacing w:line="240" w:lineRule="auto"/>
-        <w:ind w:firstLine="720"/>
-        <w:rPr>
-          <w:noProof/>
-          <w:sz w:val="24"/>
-          <w:szCs w:val="24"/>
-          <w:lang w:eastAsia="zh-CN"/>
-        </w:rPr>
-      </w:pPr>
-    </w:p>
-    <w:p>
-      <w:pPr>
-        <w:spacing w:line="240" w:lineRule="auto"/>
-        <w:ind w:firstLine="720"/>
-        <w:rPr>
-          <w:noProof/>
-          <w:sz w:val="24"/>
-          <w:szCs w:val="24"/>
-          <w:lang w:eastAsia="zh-CN"/>
-        </w:rPr>
-      </w:pPr>
-    </w:p>
-    <w:p>
-      <w:pPr>
-        <w:spacing w:line="240" w:lineRule="auto"/>
-        <w:ind w:firstLine="720"/>
-        <w:rPr>
-          <w:noProof/>
-          <w:sz w:val="24"/>
-          <w:szCs w:val="24"/>
-          <w:lang w:eastAsia="zh-CN"/>
-        </w:rPr>
-      </w:pPr>
-    </w:p>
-    <w:p>
-      <w:pPr>
-        <w:spacing w:line="240" w:lineRule="auto"/>
-        <w:ind w:firstLine="720"/>
-        <w:rPr>
-          <w:noProof/>
-          <w:sz w:val="24"/>
-          <w:szCs w:val="24"/>
-          <w:lang w:eastAsia="zh-CN"/>
-        </w:rPr>
-      </w:pPr>
-    </w:p>
-    <w:p>
-      <w:pPr>
-        <w:spacing w:line="240" w:lineRule="auto"/>
-        <w:ind w:firstLine="720"/>
-        <w:rPr>
-          <w:noProof/>
-          <w:sz w:val="24"/>
-          <w:szCs w:val="24"/>
-          <w:lang w:eastAsia="zh-CN"/>
-        </w:rPr>
-      </w:pPr>
-    </w:p>
-    <w:p>
-      <w:pPr>
-        <w:spacing w:line="240" w:lineRule="auto"/>
-        <w:ind w:firstLine="720"/>
-        <w:rPr>
-          <w:noProof/>
-          <w:sz w:val="24"/>
-          <w:szCs w:val="24"/>
-          <w:lang w:eastAsia="zh-CN"/>
-        </w:rPr>
-      </w:pPr>
-    </w:p>
-    <w:p>
-      <w:pPr>
-        <w:spacing w:line="240" w:lineRule="auto"/>
-        <w:ind w:firstLine="720"/>
-        <w:rPr>
-          <w:noProof/>
-          <w:sz w:val="24"/>
-          <w:szCs w:val="24"/>
-          <w:lang w:eastAsia="zh-CN"/>
-        </w:rPr>
-      </w:pPr>
-    </w:p>
-    <w:p>
-      <w:pPr>
-        <w:spacing w:line="240" w:lineRule="auto"/>
-        <w:ind w:firstLine="720"/>
-        <w:rPr>
-          <w:noProof/>
-          <w:sz w:val="24"/>
-          <w:szCs w:val="24"/>
-          <w:lang w:eastAsia="zh-CN"/>
-        </w:rPr>
-      </w:pPr>
-    </w:p>
-    <w:p>
-      <w:pPr>
-        <w:spacing w:line="240" w:lineRule="auto"/>
-        <w:ind w:firstLine="720"/>
-        <w:rPr>
-          <w:noProof/>
-          <w:sz w:val="24"/>
-          <w:szCs w:val="24"/>
-          <w:lang w:eastAsia="zh-CN"/>
-        </w:rPr>
-      </w:pPr>
-    </w:p>
-    <w:p>
-      <w:pPr>
-        <w:spacing w:line="240" w:lineRule="auto"/>
-        <w:ind w:firstLine="720"/>
-        <w:rPr>
-          <w:noProof/>
-          <w:sz w:val="24"/>
-          <w:szCs w:val="24"/>
-          <w:lang w:eastAsia="zh-CN"/>
-        </w:rPr>
-      </w:pPr>
-    </w:p>
-    <w:p>
-      <w:pPr>
-        <w:spacing w:line="240" w:lineRule="auto"/>
-        <w:ind w:firstLine="720"/>
-        <w:rPr>
-          <w:noProof/>
-          <w:sz w:val="24"/>
-          <w:szCs w:val="24"/>
-          <w:lang w:eastAsia="zh-CN"/>
-        </w:rPr>
-      </w:pPr>
-    </w:p>
-    <w:p>
-      <w:pPr>
-        <w:spacing w:line="240" w:lineRule="auto"/>
-        <w:ind w:firstLine="720"/>
-        <w:rPr>
-          <w:noProof/>
-          <w:sz w:val="24"/>
-          <w:szCs w:val="24"/>
-          <w:lang w:eastAsia="zh-CN"/>
-        </w:rPr>
-      </w:pPr>
-    </w:p>
-    <w:p>
-      <w:pPr>
-        <w:spacing w:line="240" w:lineRule="auto"/>
-        <w:ind w:firstLine="720"/>
-        <w:rPr>
-          <w:noProof/>
-          <w:sz w:val="24"/>
-          <w:szCs w:val="24"/>
-          <w:lang w:eastAsia="zh-CN"/>
-        </w:rPr>
-      </w:pPr>
-    </w:p>
-    <w:p>
-      <w:pPr>
-        <w:spacing w:line="240" w:lineRule="auto"/>
         <w:rPr>
           <w:noProof/>
           <w:sz w:val="24"/>
@@ -2126,6 +1756,8 @@
         <w:rPr>
           <w:szCs w:val="24"/>
         </w:rPr>
+        <w:jc w:val="center"/>
+        <w:pageBreakBefore/>
       </w:pPr>
       <w:r>
         <w:lastRenderedPageBreak/>
@@ -2139,7 +1771,7 @@
         </w:rPr>
         <w:drawing>
           <wp:inline distT="0" distB="0" distL="0" distR="0" wp14:anchorId="10789B54" wp14:editId="051C1EFC">
-            <wp:extent cx="2304070" cy="3891893"/>
+            <wp:extent cx="4115700" cy="5486400"/>
             <wp:effectExtent l="6350" t="0" r="1270" b="1270"/>
             <wp:docPr id="1665200899" name="Picture 9"/>
             <wp:cNvGraphicFramePr>
@@ -2162,7 +1794,7 @@
                   <pic:spPr bwMode="auto">
                     <a:xfrm rot="16200000">
                       <a:off x="0" y="0"/>
-                      <a:ext cx="2313787" cy="3908306"/>
+                      <a:ext cx="4115700" cy="5486400"/>
                     </a:xfrm>
                     <a:prstGeom prst="rect">
                       <a:avLst/>
@@ -2171,7 +1803,7 @@
                       <a:noFill/>
                     </a:ln>
                     <a:extLst>
-                      <a:ext uri="{53640926-AAD7-44D8-BBD7-CCE9431645EC}">
+                      <a:ext uri="{53640926-AAD7-44D8-BBD7-CCE9431645EC}" cx="4115700" cy="5486400">
                         <a14:shadowObscured xmlns:a14="http://schemas.microsoft.com/office/drawing/2010/main"/>
                       </a:ext>
                     </a:extLst>
